--- a/06_산출물_문서/2계층_절차서/QP-819_FOD_방지_관리.docx
+++ b/06_산출물_문서/2계층_절차서/QP-819_FOD_방지_관리.docx
@@ -270,11 +270,11 @@
     </w:p>
     <w:tbl>
       <w:tblPr>
-        <w:tblW w:w="8788" w:type="dxa"/>
         <w:tblCellMar>
           <w:left w:w="108" w:type="dxa"/>
           <w:right w:w="108" w:type="dxa"/>
         </w:tblCellMar>
+        <w:tblW w:w="8788" w:type="dxa"/>
         <w:tblBorders>
           <w:top w:val="single" w:sz="4" w:color="2E74B5" w:space="0"/>
           <w:left w:val="single" w:sz="4" w:color="2E74B5" w:space="0"/>
@@ -294,13 +294,13 @@
         <w:tc>
           <w:tcPr>
             <w:tcW w:w="1500" w:type="dxa"/>
-            <w:shd w:val="clear" w:color="auto" w:fill="D9D9D9"/>
-            <w:tcMar>
-              <w:top w:w="60" w:type="dxa"/>
-              <w:left w:w="120" w:type="dxa"/>
-              <w:bottom w:w="60" w:type="dxa"/>
-              <w:right w:w="120" w:type="dxa"/>
-            </w:tcMar>
+            <w:tcMar>
+              <w:top w:w="60" w:type="dxa"/>
+              <w:left w:w="120" w:type="dxa"/>
+              <w:bottom w:w="60" w:type="dxa"/>
+              <w:right w:w="120" w:type="dxa"/>
+            </w:tcMar>
+            <w:shd w:val="clear" w:color="auto" w:fill="DEEAF1"/>
           </w:tcPr>
           <w:p>
             <w:pPr>
@@ -320,13 +320,13 @@
         <w:tc>
           <w:tcPr>
             <w:tcW w:w="2800" w:type="dxa"/>
-            <w:shd w:val="clear" w:color="auto" w:fill="D9D9D9"/>
-            <w:tcMar>
-              <w:top w:w="60" w:type="dxa"/>
-              <w:left w:w="120" w:type="dxa"/>
-              <w:bottom w:w="60" w:type="dxa"/>
-              <w:right w:w="120" w:type="dxa"/>
-            </w:tcMar>
+            <w:tcMar>
+              <w:top w:w="60" w:type="dxa"/>
+              <w:left w:w="120" w:type="dxa"/>
+              <w:bottom w:w="60" w:type="dxa"/>
+              <w:right w:w="120" w:type="dxa"/>
+            </w:tcMar>
+            <w:shd w:val="clear" w:color="auto" w:fill="DEEAF1"/>
           </w:tcPr>
           <w:p>
             <w:pPr>
@@ -346,13 +346,13 @@
         <w:tc>
           <w:tcPr>
             <w:tcW w:w="2000" w:type="dxa"/>
-            <w:shd w:val="clear" w:color="auto" w:fill="D9D9D9"/>
-            <w:tcMar>
-              <w:top w:w="60" w:type="dxa"/>
-              <w:left w:w="120" w:type="dxa"/>
-              <w:bottom w:w="60" w:type="dxa"/>
-              <w:right w:w="120" w:type="dxa"/>
-            </w:tcMar>
+            <w:tcMar>
+              <w:top w:w="60" w:type="dxa"/>
+              <w:left w:w="120" w:type="dxa"/>
+              <w:bottom w:w="60" w:type="dxa"/>
+              <w:right w:w="120" w:type="dxa"/>
+            </w:tcMar>
+            <w:shd w:val="clear" w:color="auto" w:fill="DEEAF1"/>
           </w:tcPr>
           <w:p>
             <w:pPr>
@@ -372,13 +372,13 @@
         <w:tc>
           <w:tcPr>
             <w:tcW w:w="2488" w:type="dxa"/>
-            <w:shd w:val="clear" w:color="auto" w:fill="D9D9D9"/>
-            <w:tcMar>
-              <w:top w:w="60" w:type="dxa"/>
-              <w:left w:w="120" w:type="dxa"/>
-              <w:bottom w:w="60" w:type="dxa"/>
-              <w:right w:w="120" w:type="dxa"/>
-            </w:tcMar>
+            <w:tcMar>
+              <w:top w:w="60" w:type="dxa"/>
+              <w:left w:w="120" w:type="dxa"/>
+              <w:bottom w:w="60" w:type="dxa"/>
+              <w:right w:w="120" w:type="dxa"/>
+            </w:tcMar>
+            <w:shd w:val="clear" w:color="auto" w:fill="DEEAF1"/>
           </w:tcPr>
           <w:p>
             <w:pPr>
@@ -1209,7 +1209,7 @@
         </w:trPr>
         <w:tc>
           <w:tcPr>
-            <w:tcW w:w="2460" w:type="dxa"/>
+            <w:tcW w:w="1618" w:type="dxa"/>
             <w:tcMar>
               <w:top w:w="60" w:type="dxa"/>
               <w:left w:w="120" w:type="dxa"/>
@@ -1230,7 +1230,7 @@
         </w:tc>
         <w:tc>
           <w:tcPr>
-            <w:tcW w:w="6328" w:type="dxa"/>
+            <w:tcW w:w="7170" w:type="dxa"/>
             <w:tcMar>
               <w:top w:w="60" w:type="dxa"/>
               <w:left w:w="120" w:type="dxa"/>
@@ -1252,9 +1252,7 @@
       </w:tr>
       <w:tr>
         <w:tc>
-          <w:tcPr>
-            <w:tcW w:w="2460" w:type="dxa"/>
-          </w:tcPr>
+          <w:tcPr/>
           <w:p>
             <w:pPr>
               <w:pStyle w:val="Compact"/>
@@ -1266,7 +1264,7 @@
         </w:tc>
         <w:tc>
           <w:tcPr>
-            <w:tcW w:w="6328" w:type="dxa"/>
+            <w:tcW w:w="7170" w:type="dxa"/>
             <w:tcMar>
               <w:top w:w="60" w:type="dxa"/>
               <w:left w:w="120" w:type="dxa"/>
@@ -1299,6 +1297,7 @@
         </w:tc>
         <w:tc>
           <w:tcPr>
+            <w:tcW w:w="7170" w:type="dxa"/>
             <w:tcMar>
               <w:top w:w="60" w:type="dxa"/>
               <w:left w:w="120" w:type="dxa"/>
@@ -1330,9 +1329,7 @@
           </w:p>
         </w:tc>
         <w:tc>
-          <w:tcPr>
-            <w:tcW w:w="6328" w:type="dxa"/>
-          </w:tcPr>
+          <w:tcPr/>
           <w:p>
             <w:pPr>
               <w:pStyle w:val="Compact"/>
@@ -1345,19 +1342,10 @@
       </w:tr>
       <w:tr>
         <w:tc>
-          <w:tcPr>
-            <w:tcW w:w="2460" w:type="dxa"/>
-            <w:tcMar>
-              <w:top w:w="60" w:type="dxa"/>
-              <w:left w:w="120" w:type="dxa"/>
-              <w:bottom w:w="60" w:type="dxa"/>
-              <w:right w:w="120" w:type="dxa"/>
-            </w:tcMar>
-          </w:tcPr>
-          <w:p>
-            <w:pPr>
-              <w:pStyle w:val="Compact"/>
-              <w:wordWrap w:val="1"/>
+          <w:tcPr/>
+          <w:p>
+            <w:pPr>
+              <w:pStyle w:val="Compact"/>
             </w:pPr>
             <w:r>
               <w:t xml:space="preserve">운송 영역</w:t>
@@ -1365,10 +1353,19 @@
           </w:p>
         </w:tc>
         <w:tc>
-          <w:tcPr/>
-          <w:p>
-            <w:pPr>
-              <w:pStyle w:val="Compact"/>
+          <w:tcPr>
+            <w:tcW w:w="7170" w:type="dxa"/>
+            <w:tcMar>
+              <w:top w:w="60" w:type="dxa"/>
+              <w:left w:w="120" w:type="dxa"/>
+              <w:bottom w:w="60" w:type="dxa"/>
+              <w:right w:w="120" w:type="dxa"/>
+            </w:tcMar>
+          </w:tcPr>
+          <w:p>
+            <w:pPr>
+              <w:pStyle w:val="Compact"/>
+              <w:wordWrap w:val="1"/>
             </w:pPr>
             <w:r>
               <w:t xml:space="preserve">사내 물류(공정 간 이동), 출하 포장, 외부 운송</w:t>
@@ -1402,18 +1399,10 @@
       </w:tr>
       <w:tr>
         <w:tc>
-          <w:tcPr>
-            <w:tcMar>
-              <w:top w:w="60" w:type="dxa"/>
-              <w:left w:w="120" w:type="dxa"/>
-              <w:bottom w:w="60" w:type="dxa"/>
-              <w:right w:w="120" w:type="dxa"/>
-            </w:tcMar>
-          </w:tcPr>
-          <w:p>
-            <w:pPr>
-              <w:pStyle w:val="Compact"/>
-              <w:wordWrap w:val="1"/>
+          <w:tcPr/>
+          <w:p>
+            <w:pPr>
+              <w:pStyle w:val="Compact"/>
             </w:pPr>
             <w:r>
               <w:t xml:space="preserve">시설 영역</w:t>
@@ -1421,18 +1410,10 @@
           </w:p>
         </w:tc>
         <w:tc>
-          <w:tcPr>
-            <w:tcMar>
-              <w:top w:w="60" w:type="dxa"/>
-              <w:left w:w="120" w:type="dxa"/>
-              <w:bottom w:w="60" w:type="dxa"/>
-              <w:right w:w="120" w:type="dxa"/>
-            </w:tcMar>
-          </w:tcPr>
-          <w:p>
-            <w:pPr>
-              <w:pStyle w:val="Compact"/>
-              <w:wordWrap w:val="1"/>
+          <w:tcPr/>
+          <w:p>
+            <w:pPr>
+              <w:pStyle w:val="Compact"/>
             </w:pPr>
             <w:r>
               <w:t xml:space="preserve">클린룸, 제조 현장, 시험실, 사무실 인접 생산 구역</w:t>
@@ -1491,7 +1472,7 @@
         </w:trPr>
         <w:tc>
           <w:tcPr>
-            <w:tcW w:w="2460" w:type="dxa"/>
+            <w:tcW w:w="3000" w:type="dxa"/>
             <w:tcMar>
               <w:top w:w="60" w:type="dxa"/>
               <w:left w:w="120" w:type="dxa"/>
@@ -1512,7 +1493,7 @@
         </w:tc>
         <w:tc>
           <w:tcPr>
-            <w:tcW w:w="6328" w:type="dxa"/>
+            <w:tcW w:w="5788" w:type="dxa"/>
             <w:tcMar>
               <w:top w:w="60" w:type="dxa"/>
               <w:left w:w="120" w:type="dxa"/>
@@ -1535,7 +1516,7 @@
       <w:tr>
         <w:tc>
           <w:tcPr>
-            <w:tcW w:w="2460" w:type="dxa"/>
+            <w:tcW w:w="3000" w:type="dxa"/>
           </w:tcPr>
           <w:p>
             <w:pPr>
@@ -1548,7 +1529,7 @@
         </w:tc>
         <w:tc>
           <w:tcPr>
-            <w:tcW w:w="6328" w:type="dxa"/>
+            <w:tcW w:w="5788" w:type="dxa"/>
             <w:tcMar>
               <w:top w:w="60" w:type="dxa"/>
               <w:left w:w="120" w:type="dxa"/>
@@ -1613,11 +1594,17 @@
         </w:tc>
         <w:tc>
           <w:tcPr>
-            <w:tcW w:w="6328" w:type="dxa"/>
-          </w:tcPr>
-          <w:p>
-            <w:pPr>
-              <w:pStyle w:val="Compact"/>
+            <w:tcMar>
+              <w:top w:w="60" w:type="dxa"/>
+              <w:left w:w="120" w:type="dxa"/>
+              <w:bottom w:w="60" w:type="dxa"/>
+              <w:right w:w="120" w:type="dxa"/>
+            </w:tcMar>
+          </w:tcPr>
+          <w:p>
+            <w:pPr>
+              <w:pStyle w:val="Compact"/>
+              <w:wordWrap w:val="1"/>
             </w:pPr>
             <w:r>
               <w:t xml:space="preserve">FOD Prevention Program — Requirements for Aviation, Space, and Defense Organizations</w:t>
@@ -1627,19 +1614,10 @@
       </w:tr>
       <w:tr>
         <w:tc>
-          <w:tcPr>
-            <w:tcW w:w="2460" w:type="dxa"/>
-            <w:tcMar>
-              <w:top w:w="60" w:type="dxa"/>
-              <w:left w:w="120" w:type="dxa"/>
-              <w:bottom w:w="60" w:type="dxa"/>
-              <w:right w:w="120" w:type="dxa"/>
-            </w:tcMar>
-          </w:tcPr>
-          <w:p>
-            <w:pPr>
-              <w:pStyle w:val="Compact"/>
-              <w:wordWrap w:val="1"/>
+          <w:tcPr/>
+          <w:p>
+            <w:pPr>
+              <w:pStyle w:val="Compact"/>
             </w:pPr>
             <w:r>
               <w:t xml:space="preserve">9S Quality Standard</w:t>
@@ -1780,18 +1758,10 @@
       </w:tr>
       <w:tr>
         <w:tc>
-          <w:tcPr>
-            <w:tcMar>
-              <w:top w:w="60" w:type="dxa"/>
-              <w:left w:w="120" w:type="dxa"/>
-              <w:bottom w:w="60" w:type="dxa"/>
-              <w:right w:w="120" w:type="dxa"/>
-            </w:tcMar>
-          </w:tcPr>
-          <w:p>
-            <w:pPr>
-              <w:pStyle w:val="Compact"/>
-              <w:wordWrap w:val="1"/>
+          <w:tcPr/>
+          <w:p>
+            <w:pPr>
+              <w:pStyle w:val="Compact"/>
             </w:pPr>
             <w:r>
               <w:t xml:space="preserve">QP-706</w:t>
@@ -1799,18 +1769,10 @@
           </w:p>
         </w:tc>
         <w:tc>
-          <w:tcPr>
-            <w:tcMar>
-              <w:top w:w="60" w:type="dxa"/>
-              <w:left w:w="120" w:type="dxa"/>
-              <w:bottom w:w="60" w:type="dxa"/>
-              <w:right w:w="120" w:type="dxa"/>
-            </w:tcMar>
-          </w:tcPr>
-          <w:p>
-            <w:pPr>
-              <w:pStyle w:val="Compact"/>
-              <w:wordWrap w:val="1"/>
+          <w:tcPr/>
+          <w:p>
+            <w:pPr>
+              <w:pStyle w:val="Compact"/>
             </w:pPr>
             <w:r>
               <w:t xml:space="preserve">문서화된 정보 관리</w:t>
@@ -1854,7 +1816,7 @@
         </w:trPr>
         <w:tc>
           <w:tcPr>
-            <w:tcW w:w="2460" w:type="dxa"/>
+            <w:tcW w:w="3000" w:type="dxa"/>
             <w:tcMar>
               <w:top w:w="60" w:type="dxa"/>
               <w:left w:w="120" w:type="dxa"/>
@@ -1875,7 +1837,7 @@
         </w:tc>
         <w:tc>
           <w:tcPr>
-            <w:tcW w:w="6328" w:type="dxa"/>
+            <w:tcW w:w="5788" w:type="dxa"/>
             <w:tcMar>
               <w:top w:w="60" w:type="dxa"/>
               <w:left w:w="120" w:type="dxa"/>
@@ -1897,9 +1859,7 @@
       </w:tr>
       <w:tr>
         <w:tc>
-          <w:tcPr>
-            <w:tcW w:w="2460" w:type="dxa"/>
-          </w:tcPr>
+          <w:tcPr/>
           <w:p>
             <w:pPr>
               <w:pStyle w:val="Compact"/>
@@ -1911,7 +1871,7 @@
         </w:tc>
         <w:tc>
           <w:tcPr>
-            <w:tcW w:w="6328" w:type="dxa"/>
+            <w:tcW w:w="5788" w:type="dxa"/>
             <w:tcMar>
               <w:top w:w="60" w:type="dxa"/>
               <w:left w:w="120" w:type="dxa"/>
@@ -1944,6 +1904,7 @@
         </w:tc>
         <w:tc>
           <w:tcPr>
+            <w:tcW w:w="5788" w:type="dxa"/>
             <w:tcMar>
               <w:top w:w="60" w:type="dxa"/>
               <w:left w:w="120" w:type="dxa"/>
@@ -1975,9 +1936,7 @@
           </w:p>
         </w:tc>
         <w:tc>
-          <w:tcPr>
-            <w:tcW w:w="6328" w:type="dxa"/>
-          </w:tcPr>
+          <w:tcPr/>
           <w:p>
             <w:pPr>
               <w:pStyle w:val="Compact"/>
@@ -1990,19 +1949,10 @@
       </w:tr>
       <w:tr>
         <w:tc>
-          <w:tcPr>
-            <w:tcW w:w="2460" w:type="dxa"/>
-            <w:tcMar>
-              <w:top w:w="60" w:type="dxa"/>
-              <w:left w:w="120" w:type="dxa"/>
-              <w:bottom w:w="60" w:type="dxa"/>
-              <w:right w:w="120" w:type="dxa"/>
-            </w:tcMar>
-          </w:tcPr>
-          <w:p>
-            <w:pPr>
-              <w:pStyle w:val="Compact"/>
-              <w:wordWrap w:val="1"/>
+          <w:tcPr/>
+          <w:p>
+            <w:pPr>
+              <w:pStyle w:val="Compact"/>
             </w:pPr>
             <w:r>
               <w:t xml:space="preserve">FOD Critical Zone</w:t>
@@ -2010,10 +1960,19 @@
           </w:p>
         </w:tc>
         <w:tc>
-          <w:tcPr/>
-          <w:p>
-            <w:pPr>
-              <w:pStyle w:val="Compact"/>
+          <w:tcPr>
+            <w:tcW w:w="5788" w:type="dxa"/>
+            <w:tcMar>
+              <w:top w:w="60" w:type="dxa"/>
+              <w:left w:w="120" w:type="dxa"/>
+              <w:bottom w:w="60" w:type="dxa"/>
+              <w:right w:w="120" w:type="dxa"/>
+            </w:tcMar>
+          </w:tcPr>
+          <w:p>
+            <w:pPr>
+              <w:pStyle w:val="Compact"/>
+              <w:wordWrap w:val="1"/>
             </w:pPr>
             <w:r>
               <w:t xml:space="preserve">FOD 발생 시 제품 안전성 또는 기능에 직접적 영향을 미칠 수 있는 고위험 구역. 강화된 통제 기준 적용 (예: 정밀 조립 라인, 클린룸, 개구부 작업 구역)</w:t>
@@ -2119,18 +2078,10 @@
       </w:tr>
       <w:tr>
         <w:tc>
-          <w:tcPr>
-            <w:tcMar>
-              <w:top w:w="60" w:type="dxa"/>
-              <w:left w:w="120" w:type="dxa"/>
-              <w:bottom w:w="60" w:type="dxa"/>
-              <w:right w:w="120" w:type="dxa"/>
-            </w:tcMar>
-          </w:tcPr>
-          <w:p>
-            <w:pPr>
-              <w:pStyle w:val="Compact"/>
-              <w:wordWrap w:val="1"/>
+          <w:tcPr/>
+          <w:p>
+            <w:pPr>
+              <w:pStyle w:val="Compact"/>
             </w:pPr>
             <w:r>
               <w:t xml:space="preserve">FOD 태그 (FOD Tag)</w:t>
@@ -2138,18 +2089,10 @@
           </w:p>
         </w:tc>
         <w:tc>
-          <w:tcPr>
-            <w:tcMar>
-              <w:top w:w="60" w:type="dxa"/>
-              <w:left w:w="120" w:type="dxa"/>
-              <w:bottom w:w="60" w:type="dxa"/>
-              <w:right w:w="120" w:type="dxa"/>
-            </w:tcMar>
-          </w:tcPr>
-          <w:p>
-            <w:pPr>
-              <w:pStyle w:val="Compact"/>
-              <w:wordWrap w:val="1"/>
+          <w:tcPr/>
+          <w:p>
+            <w:pPr>
+              <w:pStyle w:val="Compact"/>
             </w:pPr>
             <w:r>
               <w:t xml:space="preserve">개구부 보호물(커버/플러그)에 부착하는 식별 표식으로, 보호 일자, 담당자, 제거 조건 등을 기재</w:t>
@@ -2193,7 +2136,7 @@
         </w:trPr>
         <w:tc>
           <w:tcPr>
-            <w:tcW w:w="2460" w:type="dxa"/>
+            <w:tcW w:w="3000" w:type="dxa"/>
             <w:tcMar>
               <w:top w:w="60" w:type="dxa"/>
               <w:left w:w="120" w:type="dxa"/>
@@ -2214,7 +2157,7 @@
         </w:tc>
         <w:tc>
           <w:tcPr>
-            <w:tcW w:w="6328" w:type="dxa"/>
+            <w:tcW w:w="5788" w:type="dxa"/>
             <w:tcMar>
               <w:top w:w="60" w:type="dxa"/>
               <w:left w:w="120" w:type="dxa"/>
@@ -2236,9 +2179,7 @@
       </w:tr>
       <w:tr>
         <w:tc>
-          <w:tcPr>
-            <w:tcW w:w="2460" w:type="dxa"/>
-          </w:tcPr>
+          <w:tcPr/>
           <w:p>
             <w:pPr>
               <w:pStyle w:val="Compact"/>
@@ -2254,7 +2195,7 @@
         </w:tc>
         <w:tc>
           <w:tcPr>
-            <w:tcW w:w="6328" w:type="dxa"/>
+            <w:tcW w:w="5788" w:type="dxa"/>
             <w:tcMar>
               <w:top w:w="60" w:type="dxa"/>
               <w:left w:w="120" w:type="dxa"/>
@@ -2291,6 +2232,7 @@
         </w:tc>
         <w:tc>
           <w:tcPr>
+            <w:tcW w:w="5788" w:type="dxa"/>
             <w:tcMar>
               <w:top w:w="60" w:type="dxa"/>
               <w:left w:w="120" w:type="dxa"/>
@@ -2326,9 +2268,7 @@
           </w:p>
         </w:tc>
         <w:tc>
-          <w:tcPr>
-            <w:tcW w:w="6328" w:type="dxa"/>
-          </w:tcPr>
+          <w:tcPr/>
           <w:p>
             <w:pPr>
               <w:pStyle w:val="Compact"/>
@@ -2341,19 +2281,10 @@
       </w:tr>
       <w:tr>
         <w:tc>
-          <w:tcPr>
-            <w:tcW w:w="2460" w:type="dxa"/>
-            <w:tcMar>
-              <w:top w:w="60" w:type="dxa"/>
-              <w:left w:w="120" w:type="dxa"/>
-              <w:bottom w:w="60" w:type="dxa"/>
-              <w:right w:w="120" w:type="dxa"/>
-            </w:tcMar>
-          </w:tcPr>
-          <w:p>
-            <w:pPr>
-              <w:pStyle w:val="Compact"/>
-              <w:wordWrap w:val="1"/>
+          <w:tcPr/>
+          <w:p>
+            <w:pPr>
+              <w:pStyle w:val="Compact"/>
             </w:pPr>
             <w:r>
               <w:rPr>
@@ -2365,10 +2296,19 @@
           </w:p>
         </w:tc>
         <w:tc>
-          <w:tcPr/>
-          <w:p>
-            <w:pPr>
-              <w:pStyle w:val="Compact"/>
+          <w:tcPr>
+            <w:tcW w:w="5788" w:type="dxa"/>
+            <w:tcMar>
+              <w:top w:w="60" w:type="dxa"/>
+              <w:left w:w="120" w:type="dxa"/>
+              <w:bottom w:w="60" w:type="dxa"/>
+              <w:right w:w="120" w:type="dxa"/>
+            </w:tcMar>
+          </w:tcPr>
+          <w:p>
+            <w:pPr>
+              <w:pStyle w:val="Compact"/>
+              <w:wordWrap w:val="1"/>
             </w:pPr>
             <w:r>
               <w:t xml:space="preserve">FOD 방지 관련 작업표준서 반영; 공정 설계 시 FOD 리스크 고려; 개구부 보호 방법 기술 지원</w:t>
@@ -2434,18 +2374,10 @@
       </w:tr>
       <w:tr>
         <w:tc>
-          <w:tcPr>
-            <w:tcMar>
-              <w:top w:w="60" w:type="dxa"/>
-              <w:left w:w="120" w:type="dxa"/>
-              <w:bottom w:w="60" w:type="dxa"/>
-              <w:right w:w="120" w:type="dxa"/>
-            </w:tcMar>
-          </w:tcPr>
-          <w:p>
-            <w:pPr>
-              <w:pStyle w:val="Compact"/>
-              <w:wordWrap w:val="1"/>
+          <w:tcPr/>
+          <w:p>
+            <w:pPr>
+              <w:pStyle w:val="Compact"/>
             </w:pPr>
             <w:r>
               <w:rPr>
@@ -2457,18 +2389,10 @@
           </w:p>
         </w:tc>
         <w:tc>
-          <w:tcPr>
-            <w:tcMar>
-              <w:top w:w="60" w:type="dxa"/>
-              <w:left w:w="120" w:type="dxa"/>
-              <w:bottom w:w="60" w:type="dxa"/>
-              <w:right w:w="120" w:type="dxa"/>
-            </w:tcMar>
-          </w:tcPr>
-          <w:p>
-            <w:pPr>
-              <w:pStyle w:val="Compact"/>
-              <w:wordWrap w:val="1"/>
+          <w:tcPr/>
+          <w:p>
+            <w:pPr>
+              <w:pStyle w:val="Compact"/>
             </w:pPr>
             <w:r>
               <w:t xml:space="preserve">입장 전 FOD 교육(간이) 이수; FOD 구역 규정 준수; 개인 물품 반입 금지</w:t>
@@ -3012,10 +2936,18 @@
       </w:tr>
       <w:tr>
         <w:tc>
-          <w:tcPr/>
-          <w:p>
-            <w:pPr>
-              <w:pStyle w:val="Compact"/>
+          <w:tcPr>
+            <w:tcMar>
+              <w:top w:w="60" w:type="dxa"/>
+              <w:left w:w="120" w:type="dxa"/>
+              <w:bottom w:w="60" w:type="dxa"/>
+              <w:right w:w="120" w:type="dxa"/>
+            </w:tcMar>
+          </w:tcPr>
+          <w:p>
+            <w:pPr>
+              <w:pStyle w:val="Compact"/>
+              <w:wordWrap w:val="1"/>
             </w:pPr>
             <w:r>
               <w:rPr>
@@ -3049,18 +2981,10 @@
           </w:p>
         </w:tc>
         <w:tc>
-          <w:tcPr>
-            <w:tcMar>
-              <w:top w:w="60" w:type="dxa"/>
-              <w:left w:w="120" w:type="dxa"/>
-              <w:bottom w:w="60" w:type="dxa"/>
-              <w:right w:w="120" w:type="dxa"/>
-            </w:tcMar>
-          </w:tcPr>
-          <w:p>
-            <w:pPr>
-              <w:pStyle w:val="Compact"/>
-              <w:wordWrap w:val="1"/>
+          <w:tcPr/>
+          <w:p>
+            <w:pPr>
+              <w:pStyle w:val="Compact"/>
             </w:pPr>
             <w:r>
               <w:t xml:space="preserve">적색 표지판 + 바닥 적색 라인</w:t>
@@ -3889,332 +3813,504 @@
         <w:t xml:space="preserve">7.2.1 공구 수량 확인 절차</w:t>
       </w:r>
     </w:p>
-    <w:p>
-      <w:pPr>
-        <w:pStyle w:val="SourceCode"/>
-      </w:pPr>
-      <w:r>
-        <w:rPr>
-          <w:rStyle w:val="VerbatimChar"/>
-        </w:rPr>
-        <w:t xml:space="preserve">┌──────────────────────┐</w:t>
-      </w:r>
-      <w:r>
-        <w:br/>
-      </w:r>
-      <w:r>
-        <w:rPr>
-          <w:rStyle w:val="VerbatimChar"/>
-        </w:rPr>
-        <w:t xml:space="preserve">│ 1. 작업 시작 전      │</w:t>
-      </w:r>
-      <w:r>
-        <w:br/>
-      </w:r>
-      <w:r>
-        <w:rPr>
-          <w:rStyle w:val="VerbatimChar"/>
-        </w:rPr>
-        <w:t xml:space="preserve">│    공구 목록 확인     │</w:t>
-      </w:r>
-      <w:r>
-        <w:br/>
-      </w:r>
-      <w:r>
-        <w:rPr>
-          <w:rStyle w:val="VerbatimChar"/>
-        </w:rPr>
-        <w:t xml:space="preserve">│    (Shadow Board 또는 │</w:t>
-      </w:r>
-      <w:r>
-        <w:br/>
-      </w:r>
-      <w:r>
-        <w:rPr>
-          <w:rStyle w:val="VerbatimChar"/>
-        </w:rPr>
-        <w:t xml:space="preserve">│     공구 체크시트)    │</w:t>
-      </w:r>
-      <w:r>
-        <w:br/>
-      </w:r>
-      <w:r>
-        <w:rPr>
-          <w:rStyle w:val="VerbatimChar"/>
-        </w:rPr>
-        <w:t xml:space="preserve">└──────────┬───────────┘</w:t>
-      </w:r>
-      <w:r>
-        <w:br/>
-      </w:r>
-      <w:r>
-        <w:rPr>
-          <w:rStyle w:val="VerbatimChar"/>
-        </w:rPr>
-        <w:t xml:space="preserve">           │</w:t>
-      </w:r>
-      <w:r>
-        <w:br/>
-      </w:r>
-      <w:r>
-        <w:rPr>
-          <w:rStyle w:val="VerbatimChar"/>
-        </w:rPr>
-        <w:t xml:space="preserve">           ▼</w:t>
-      </w:r>
-      <w:r>
-        <w:br/>
-      </w:r>
-      <w:r>
-        <w:rPr>
-          <w:rStyle w:val="VerbatimChar"/>
-        </w:rPr>
-        <w:t xml:space="preserve">┌──────────────────────┐</w:t>
-      </w:r>
-      <w:r>
-        <w:br/>
-      </w:r>
-      <w:r>
-        <w:rPr>
-          <w:rStyle w:val="VerbatimChar"/>
-        </w:rPr>
-        <w:t xml:space="preserve">│ 2. 공구 수량 기록    │</w:t>
-      </w:r>
-      <w:r>
-        <w:br/>
-      </w:r>
-      <w:r>
-        <w:rPr>
-          <w:rStyle w:val="VerbatimChar"/>
-        </w:rPr>
-        <w:t xml:space="preserve">│    (총 수량, 품명)   │</w:t>
-      </w:r>
-      <w:r>
-        <w:br/>
-      </w:r>
-      <w:r>
-        <w:rPr>
-          <w:rStyle w:val="VerbatimChar"/>
-        </w:rPr>
-        <w:t xml:space="preserve">└──────────┬───────────┘</w:t>
-      </w:r>
-      <w:r>
-        <w:br/>
-      </w:r>
-      <w:r>
-        <w:rPr>
-          <w:rStyle w:val="VerbatimChar"/>
-        </w:rPr>
-        <w:t xml:space="preserve">           │</w:t>
-      </w:r>
-      <w:r>
-        <w:br/>
-      </w:r>
-      <w:r>
-        <w:rPr>
-          <w:rStyle w:val="VerbatimChar"/>
-        </w:rPr>
-        <w:t xml:space="preserve">           ▼</w:t>
-      </w:r>
-      <w:r>
-        <w:br/>
-      </w:r>
-      <w:r>
-        <w:rPr>
-          <w:rStyle w:val="VerbatimChar"/>
-        </w:rPr>
-        <w:t xml:space="preserve">┌──────────────────────┐</w:t>
-      </w:r>
-      <w:r>
-        <w:br/>
-      </w:r>
-      <w:r>
-        <w:rPr>
-          <w:rStyle w:val="VerbatimChar"/>
-        </w:rPr>
-        <w:t xml:space="preserve">│ 3. 작업 수행         │</w:t>
-      </w:r>
-      <w:r>
-        <w:br/>
-      </w:r>
-      <w:r>
-        <w:rPr>
-          <w:rStyle w:val="VerbatimChar"/>
-        </w:rPr>
-        <w:t xml:space="preserve">│    (공구 사용 시     │</w:t>
-      </w:r>
-      <w:r>
-        <w:br/>
-      </w:r>
-      <w:r>
-        <w:rPr>
-          <w:rStyle w:val="VerbatimChar"/>
-        </w:rPr>
-        <w:t xml:space="preserve">│     지정 위치 반납)  │</w:t>
-      </w:r>
-      <w:r>
-        <w:br/>
-      </w:r>
-      <w:r>
-        <w:rPr>
-          <w:rStyle w:val="VerbatimChar"/>
-        </w:rPr>
-        <w:t xml:space="preserve">└──────────┬───────────┘</w:t>
-      </w:r>
-      <w:r>
-        <w:br/>
-      </w:r>
-      <w:r>
-        <w:rPr>
-          <w:rStyle w:val="VerbatimChar"/>
-        </w:rPr>
-        <w:t xml:space="preserve">           │</w:t>
-      </w:r>
-      <w:r>
-        <w:br/>
-      </w:r>
-      <w:r>
-        <w:rPr>
-          <w:rStyle w:val="VerbatimChar"/>
-        </w:rPr>
-        <w:t xml:space="preserve">           ▼</w:t>
-      </w:r>
-      <w:r>
-        <w:br/>
-      </w:r>
-      <w:r>
-        <w:rPr>
-          <w:rStyle w:val="VerbatimChar"/>
-        </w:rPr>
-        <w:t xml:space="preserve">┌──────────────────────┐</w:t>
-      </w:r>
-      <w:r>
-        <w:br/>
-      </w:r>
-      <w:r>
-        <w:rPr>
-          <w:rStyle w:val="VerbatimChar"/>
-        </w:rPr>
-        <w:t xml:space="preserve">│ 4. 작업 완료 후      │</w:t>
-      </w:r>
-      <w:r>
-        <w:br/>
-      </w:r>
-      <w:r>
-        <w:rPr>
-          <w:rStyle w:val="VerbatimChar"/>
-        </w:rPr>
-        <w:t xml:space="preserve">│    공구 수량 재확인   │</w:t>
-      </w:r>
-      <w:r>
-        <w:br/>
-      </w:r>
-      <w:r>
-        <w:rPr>
-          <w:rStyle w:val="VerbatimChar"/>
-        </w:rPr>
-        <w:t xml:space="preserve">└──────────┬───────────┘</w:t>
-      </w:r>
-      <w:r>
-        <w:br/>
-      </w:r>
-      <w:r>
-        <w:rPr>
-          <w:rStyle w:val="VerbatimChar"/>
-        </w:rPr>
-        <w:t xml:space="preserve">           │</w:t>
-      </w:r>
-      <w:r>
-        <w:br/>
-      </w:r>
-      <w:r>
-        <w:rPr>
-          <w:rStyle w:val="VerbatimChar"/>
-        </w:rPr>
-        <w:t xml:space="preserve">     ┌─────┴─────┐</w:t>
-      </w:r>
-      <w:r>
-        <w:br/>
-      </w:r>
-      <w:r>
-        <w:rPr>
-          <w:rStyle w:val="VerbatimChar"/>
-        </w:rPr>
-        <w:t xml:space="preserve">     │           │</w:t>
-      </w:r>
-      <w:r>
-        <w:br/>
-      </w:r>
-      <w:r>
-        <w:rPr>
-          <w:rStyle w:val="VerbatimChar"/>
-        </w:rPr>
-        <w:t xml:space="preserve">     ▼           ▼</w:t>
-      </w:r>
-      <w:r>
-        <w:br/>
-      </w:r>
-      <w:r>
-        <w:rPr>
-          <w:rStyle w:val="VerbatimChar"/>
-        </w:rPr>
-        <w:t xml:space="preserve">┌─────────┐  ┌──────────────────┐</w:t>
-      </w:r>
-      <w:r>
-        <w:br/>
-      </w:r>
-      <w:r>
-        <w:rPr>
-          <w:rStyle w:val="VerbatimChar"/>
-        </w:rPr>
-        <w:t xml:space="preserve">│ 일치    │  │ 불일치           │</w:t>
-      </w:r>
-      <w:r>
-        <w:br/>
-      </w:r>
-      <w:r>
-        <w:rPr>
-          <w:rStyle w:val="VerbatimChar"/>
-        </w:rPr>
-        <w:t xml:space="preserve">│ → 기록  │  │ → 작업 중단      │</w:t>
-      </w:r>
-      <w:r>
-        <w:br/>
-      </w:r>
-      <w:r>
-        <w:rPr>
-          <w:rStyle w:val="VerbatimChar"/>
-        </w:rPr>
-        <w:t xml:space="preserve">│   완료  │  │ → 즉시 수색      │</w:t>
-      </w:r>
-      <w:r>
-        <w:br/>
-      </w:r>
-      <w:r>
-        <w:rPr>
-          <w:rStyle w:val="VerbatimChar"/>
-        </w:rPr>
-        <w:t xml:space="preserve">└─────────┘  │ → FOD 보고서 작성│</w:t>
-      </w:r>
-      <w:r>
-        <w:br/>
-      </w:r>
-      <w:r>
-        <w:rPr>
-          <w:rStyle w:val="VerbatimChar"/>
-        </w:rPr>
-        <w:t xml:space="preserve">             │ → 제품 격리       │</w:t>
-      </w:r>
-      <w:r>
-        <w:br/>
-      </w:r>
-      <w:r>
-        <w:rPr>
-          <w:rStyle w:val="VerbatimChar"/>
-        </w:rPr>
-        <w:t xml:space="preserve">             └──────────────────┘</w:t>
-      </w:r>
-    </w:p>
+    <w:tbl>
+      <w:tblPr>
+        <w:tblLook w:firstColumn="1" w:firstRow="1" w:lastColumn="0" w:lastRow="0" w:noHBand="0" w:noVBand="1" w:val="04A0"/>
+        <w:tblW w:w="8788" w:type="dxa"/>
+        <w:tblBorders>
+          <w:top w:val="single" w:sz="4" w:color="2E74B5" w:space="0"/>
+          <w:left w:val="single" w:sz="4" w:color="2E74B5" w:space="0"/>
+          <w:bottom w:val="single" w:sz="4" w:color="2E74B5" w:space="0"/>
+          <w:right w:val="single" w:sz="4" w:color="2E74B5" w:space="0"/>
+          <w:insideH w:val="single" w:sz="4" w:color="BDD7EE" w:space="0"/>
+          <w:insideV w:val="single" w:sz="2" w:color="D9D9D9" w:space="0"/>
+        </w:tblBorders>
+      </w:tblPr>
+      <w:tblGrid>
+        <w:gridCol w:w="8788"/>
+      </w:tblGrid>
+      <w:tr>
+        <w:tc>
+          <w:tcPr>
+            <w:tcW w:w="8788" w:type="dxa"/>
+            <w:tcMar>
+              <w:top w:w="80" w:type="dxa"/>
+              <w:left w:w="140" w:type="dxa"/>
+              <w:bottom w:w="80" w:type="dxa"/>
+              <w:right w:w="140" w:type="dxa"/>
+            </w:tcMar>
+          </w:tcPr>
+          <w:p>
+            <w:pPr>
+              <w:spacing w:before="0" w:after="0" w:line="240" w:lineRule="auto"/>
+            </w:pPr>
+            <w:r>
+              <w:rPr>
+                <w:rFonts w:ascii="Courier New" w:hAnsi="Courier New" w:eastAsia="NanumGothicCoding"/>
+                <w:sz w:val="18"/>
+                <w:szCs w:val="18"/>
+              </w:rPr>
+              <w:t xml:space="preserve">┌──────────────────────┐</w:t>
+            </w:r>
+          </w:p>
+          <w:p>
+            <w:pPr>
+              <w:spacing w:before="0" w:after="0" w:line="240" w:lineRule="auto"/>
+            </w:pPr>
+            <w:r>
+              <w:rPr>
+                <w:rFonts w:ascii="Courier New" w:hAnsi="Courier New" w:eastAsia="NanumGothicCoding"/>
+                <w:sz w:val="18"/>
+                <w:szCs w:val="18"/>
+              </w:rPr>
+              <w:t xml:space="preserve">│ 1. 작업 시작 전      │</w:t>
+            </w:r>
+          </w:p>
+          <w:p>
+            <w:pPr>
+              <w:spacing w:before="0" w:after="0" w:line="240" w:lineRule="auto"/>
+            </w:pPr>
+            <w:r>
+              <w:rPr>
+                <w:rFonts w:ascii="Courier New" w:hAnsi="Courier New" w:eastAsia="NanumGothicCoding"/>
+                <w:sz w:val="18"/>
+                <w:szCs w:val="18"/>
+              </w:rPr>
+              <w:t xml:space="preserve">│    공구 목록 확인     │</w:t>
+            </w:r>
+          </w:p>
+          <w:p>
+            <w:pPr>
+              <w:spacing w:before="0" w:after="0" w:line="240" w:lineRule="auto"/>
+            </w:pPr>
+            <w:r>
+              <w:rPr>
+                <w:rFonts w:ascii="Courier New" w:hAnsi="Courier New" w:eastAsia="NanumGothicCoding"/>
+                <w:sz w:val="18"/>
+                <w:szCs w:val="18"/>
+              </w:rPr>
+              <w:t xml:space="preserve">│    (Shadow Board 또는 │</w:t>
+            </w:r>
+          </w:p>
+          <w:p>
+            <w:pPr>
+              <w:spacing w:before="0" w:after="0" w:line="240" w:lineRule="auto"/>
+            </w:pPr>
+            <w:r>
+              <w:rPr>
+                <w:rFonts w:ascii="Courier New" w:hAnsi="Courier New" w:eastAsia="NanumGothicCoding"/>
+                <w:sz w:val="18"/>
+                <w:szCs w:val="18"/>
+              </w:rPr>
+              <w:t xml:space="preserve">│     공구 체크시트)    │</w:t>
+            </w:r>
+          </w:p>
+          <w:p>
+            <w:pPr>
+              <w:spacing w:before="0" w:after="0" w:line="240" w:lineRule="auto"/>
+            </w:pPr>
+            <w:r>
+              <w:rPr>
+                <w:rFonts w:ascii="Courier New" w:hAnsi="Courier New" w:eastAsia="NanumGothicCoding"/>
+                <w:sz w:val="18"/>
+                <w:szCs w:val="18"/>
+              </w:rPr>
+              <w:t xml:space="preserve">└──────────┬───────────┘</w:t>
+            </w:r>
+          </w:p>
+          <w:p>
+            <w:pPr>
+              <w:spacing w:before="0" w:after="0" w:line="240" w:lineRule="auto"/>
+            </w:pPr>
+            <w:r>
+              <w:rPr>
+                <w:rFonts w:ascii="Courier New" w:hAnsi="Courier New" w:eastAsia="NanumGothicCoding"/>
+                <w:sz w:val="18"/>
+                <w:szCs w:val="18"/>
+              </w:rPr>
+              <w:t xml:space="preserve">           │</w:t>
+            </w:r>
+          </w:p>
+          <w:p>
+            <w:pPr>
+              <w:spacing w:before="0" w:after="0" w:line="240" w:lineRule="auto"/>
+            </w:pPr>
+            <w:r>
+              <w:rPr>
+                <w:rFonts w:ascii="Courier New" w:hAnsi="Courier New" w:eastAsia="NanumGothicCoding"/>
+                <w:sz w:val="18"/>
+                <w:szCs w:val="18"/>
+              </w:rPr>
+              <w:t xml:space="preserve">           ▼</w:t>
+            </w:r>
+          </w:p>
+          <w:p>
+            <w:pPr>
+              <w:spacing w:before="0" w:after="0" w:line="240" w:lineRule="auto"/>
+            </w:pPr>
+            <w:r>
+              <w:rPr>
+                <w:rFonts w:ascii="Courier New" w:hAnsi="Courier New" w:eastAsia="NanumGothicCoding"/>
+                <w:sz w:val="18"/>
+                <w:szCs w:val="18"/>
+              </w:rPr>
+              <w:t xml:space="preserve">┌──────────────────────┐</w:t>
+            </w:r>
+          </w:p>
+          <w:p>
+            <w:pPr>
+              <w:spacing w:before="0" w:after="0" w:line="240" w:lineRule="auto"/>
+            </w:pPr>
+            <w:r>
+              <w:rPr>
+                <w:rFonts w:ascii="Courier New" w:hAnsi="Courier New" w:eastAsia="NanumGothicCoding"/>
+                <w:sz w:val="18"/>
+                <w:szCs w:val="18"/>
+              </w:rPr>
+              <w:t xml:space="preserve">│ 2. 공구 수량 기록    │</w:t>
+            </w:r>
+          </w:p>
+          <w:p>
+            <w:pPr>
+              <w:spacing w:before="0" w:after="0" w:line="240" w:lineRule="auto"/>
+            </w:pPr>
+            <w:r>
+              <w:rPr>
+                <w:rFonts w:ascii="Courier New" w:hAnsi="Courier New" w:eastAsia="NanumGothicCoding"/>
+                <w:sz w:val="18"/>
+                <w:szCs w:val="18"/>
+              </w:rPr>
+              <w:t xml:space="preserve">│    (총 수량, 품명)   │</w:t>
+            </w:r>
+          </w:p>
+          <w:p>
+            <w:pPr>
+              <w:spacing w:before="0" w:after="0" w:line="240" w:lineRule="auto"/>
+            </w:pPr>
+            <w:r>
+              <w:rPr>
+                <w:rFonts w:ascii="Courier New" w:hAnsi="Courier New" w:eastAsia="NanumGothicCoding"/>
+                <w:sz w:val="18"/>
+                <w:szCs w:val="18"/>
+              </w:rPr>
+              <w:t xml:space="preserve">└──────────┬───────────┘</w:t>
+            </w:r>
+          </w:p>
+          <w:p>
+            <w:pPr>
+              <w:spacing w:before="0" w:after="0" w:line="240" w:lineRule="auto"/>
+            </w:pPr>
+            <w:r>
+              <w:rPr>
+                <w:rFonts w:ascii="Courier New" w:hAnsi="Courier New" w:eastAsia="NanumGothicCoding"/>
+                <w:sz w:val="18"/>
+                <w:szCs w:val="18"/>
+              </w:rPr>
+              <w:t xml:space="preserve">           │</w:t>
+            </w:r>
+          </w:p>
+          <w:p>
+            <w:pPr>
+              <w:spacing w:before="0" w:after="0" w:line="240" w:lineRule="auto"/>
+            </w:pPr>
+            <w:r>
+              <w:rPr>
+                <w:rFonts w:ascii="Courier New" w:hAnsi="Courier New" w:eastAsia="NanumGothicCoding"/>
+                <w:sz w:val="18"/>
+                <w:szCs w:val="18"/>
+              </w:rPr>
+              <w:t xml:space="preserve">           ▼</w:t>
+            </w:r>
+          </w:p>
+          <w:p>
+            <w:pPr>
+              <w:spacing w:before="0" w:after="0" w:line="240" w:lineRule="auto"/>
+            </w:pPr>
+            <w:r>
+              <w:rPr>
+                <w:rFonts w:ascii="Courier New" w:hAnsi="Courier New" w:eastAsia="NanumGothicCoding"/>
+                <w:sz w:val="18"/>
+                <w:szCs w:val="18"/>
+              </w:rPr>
+              <w:t xml:space="preserve">┌──────────────────────┐</w:t>
+            </w:r>
+          </w:p>
+          <w:p>
+            <w:pPr>
+              <w:spacing w:before="0" w:after="0" w:line="240" w:lineRule="auto"/>
+            </w:pPr>
+            <w:r>
+              <w:rPr>
+                <w:rFonts w:ascii="Courier New" w:hAnsi="Courier New" w:eastAsia="NanumGothicCoding"/>
+                <w:sz w:val="18"/>
+                <w:szCs w:val="18"/>
+              </w:rPr>
+              <w:t xml:space="preserve">│ 3. 작업 수행         │</w:t>
+            </w:r>
+          </w:p>
+          <w:p>
+            <w:pPr>
+              <w:spacing w:before="0" w:after="0" w:line="240" w:lineRule="auto"/>
+            </w:pPr>
+            <w:r>
+              <w:rPr>
+                <w:rFonts w:ascii="Courier New" w:hAnsi="Courier New" w:eastAsia="NanumGothicCoding"/>
+                <w:sz w:val="18"/>
+                <w:szCs w:val="18"/>
+              </w:rPr>
+              <w:t xml:space="preserve">│    (공구 사용 시     │</w:t>
+            </w:r>
+          </w:p>
+          <w:p>
+            <w:pPr>
+              <w:spacing w:before="0" w:after="0" w:line="240" w:lineRule="auto"/>
+            </w:pPr>
+            <w:r>
+              <w:rPr>
+                <w:rFonts w:ascii="Courier New" w:hAnsi="Courier New" w:eastAsia="NanumGothicCoding"/>
+                <w:sz w:val="18"/>
+                <w:szCs w:val="18"/>
+              </w:rPr>
+              <w:t xml:space="preserve">│     지정 위치 반납)  │</w:t>
+            </w:r>
+          </w:p>
+          <w:p>
+            <w:pPr>
+              <w:spacing w:before="0" w:after="0" w:line="240" w:lineRule="auto"/>
+            </w:pPr>
+            <w:r>
+              <w:rPr>
+                <w:rFonts w:ascii="Courier New" w:hAnsi="Courier New" w:eastAsia="NanumGothicCoding"/>
+                <w:sz w:val="18"/>
+                <w:szCs w:val="18"/>
+              </w:rPr>
+              <w:t xml:space="preserve">└──────────┬───────────┘</w:t>
+            </w:r>
+          </w:p>
+          <w:p>
+            <w:pPr>
+              <w:spacing w:before="0" w:after="0" w:line="240" w:lineRule="auto"/>
+            </w:pPr>
+            <w:r>
+              <w:rPr>
+                <w:rFonts w:ascii="Courier New" w:hAnsi="Courier New" w:eastAsia="NanumGothicCoding"/>
+                <w:sz w:val="18"/>
+                <w:szCs w:val="18"/>
+              </w:rPr>
+              <w:t xml:space="preserve">           │</w:t>
+            </w:r>
+          </w:p>
+          <w:p>
+            <w:pPr>
+              <w:spacing w:before="0" w:after="0" w:line="240" w:lineRule="auto"/>
+            </w:pPr>
+            <w:r>
+              <w:rPr>
+                <w:rFonts w:ascii="Courier New" w:hAnsi="Courier New" w:eastAsia="NanumGothicCoding"/>
+                <w:sz w:val="18"/>
+                <w:szCs w:val="18"/>
+              </w:rPr>
+              <w:t xml:space="preserve">           ▼</w:t>
+            </w:r>
+          </w:p>
+          <w:p>
+            <w:pPr>
+              <w:spacing w:before="0" w:after="0" w:line="240" w:lineRule="auto"/>
+            </w:pPr>
+            <w:r>
+              <w:rPr>
+                <w:rFonts w:ascii="Courier New" w:hAnsi="Courier New" w:eastAsia="NanumGothicCoding"/>
+                <w:sz w:val="18"/>
+                <w:szCs w:val="18"/>
+              </w:rPr>
+              <w:t xml:space="preserve">┌──────────────────────┐</w:t>
+            </w:r>
+          </w:p>
+          <w:p>
+            <w:pPr>
+              <w:spacing w:before="0" w:after="0" w:line="240" w:lineRule="auto"/>
+            </w:pPr>
+            <w:r>
+              <w:rPr>
+                <w:rFonts w:ascii="Courier New" w:hAnsi="Courier New" w:eastAsia="NanumGothicCoding"/>
+                <w:sz w:val="18"/>
+                <w:szCs w:val="18"/>
+              </w:rPr>
+              <w:t xml:space="preserve">│ 4. 작업 완료 후      │</w:t>
+            </w:r>
+          </w:p>
+          <w:p>
+            <w:pPr>
+              <w:spacing w:before="0" w:after="0" w:line="240" w:lineRule="auto"/>
+            </w:pPr>
+            <w:r>
+              <w:rPr>
+                <w:rFonts w:ascii="Courier New" w:hAnsi="Courier New" w:eastAsia="NanumGothicCoding"/>
+                <w:sz w:val="18"/>
+                <w:szCs w:val="18"/>
+              </w:rPr>
+              <w:t xml:space="preserve">│    공구 수량 재확인   │</w:t>
+            </w:r>
+          </w:p>
+          <w:p>
+            <w:pPr>
+              <w:spacing w:before="0" w:after="0" w:line="240" w:lineRule="auto"/>
+            </w:pPr>
+            <w:r>
+              <w:rPr>
+                <w:rFonts w:ascii="Courier New" w:hAnsi="Courier New" w:eastAsia="NanumGothicCoding"/>
+                <w:sz w:val="18"/>
+                <w:szCs w:val="18"/>
+              </w:rPr>
+              <w:t xml:space="preserve">└──────────┬───────────┘</w:t>
+            </w:r>
+          </w:p>
+          <w:p>
+            <w:pPr>
+              <w:spacing w:before="0" w:after="0" w:line="240" w:lineRule="auto"/>
+            </w:pPr>
+            <w:r>
+              <w:rPr>
+                <w:rFonts w:ascii="Courier New" w:hAnsi="Courier New" w:eastAsia="NanumGothicCoding"/>
+                <w:sz w:val="18"/>
+                <w:szCs w:val="18"/>
+              </w:rPr>
+              <w:t xml:space="preserve">           │</w:t>
+            </w:r>
+          </w:p>
+          <w:p>
+            <w:pPr>
+              <w:spacing w:before="0" w:after="0" w:line="240" w:lineRule="auto"/>
+            </w:pPr>
+            <w:r>
+              <w:rPr>
+                <w:rFonts w:ascii="Courier New" w:hAnsi="Courier New" w:eastAsia="NanumGothicCoding"/>
+                <w:sz w:val="18"/>
+                <w:szCs w:val="18"/>
+              </w:rPr>
+              <w:t xml:space="preserve">     ┌─────┴─────┐</w:t>
+            </w:r>
+          </w:p>
+          <w:p>
+            <w:pPr>
+              <w:spacing w:before="0" w:after="0" w:line="240" w:lineRule="auto"/>
+            </w:pPr>
+            <w:r>
+              <w:rPr>
+                <w:rFonts w:ascii="Courier New" w:hAnsi="Courier New" w:eastAsia="NanumGothicCoding"/>
+                <w:sz w:val="18"/>
+                <w:szCs w:val="18"/>
+              </w:rPr>
+              <w:t xml:space="preserve">     │           │</w:t>
+            </w:r>
+          </w:p>
+          <w:p>
+            <w:pPr>
+              <w:spacing w:before="0" w:after="0" w:line="240" w:lineRule="auto"/>
+            </w:pPr>
+            <w:r>
+              <w:rPr>
+                <w:rFonts w:ascii="Courier New" w:hAnsi="Courier New" w:eastAsia="NanumGothicCoding"/>
+                <w:sz w:val="18"/>
+                <w:szCs w:val="18"/>
+              </w:rPr>
+              <w:t xml:space="preserve">     ▼           ▼</w:t>
+            </w:r>
+          </w:p>
+          <w:p>
+            <w:pPr>
+              <w:spacing w:before="0" w:after="0" w:line="240" w:lineRule="auto"/>
+            </w:pPr>
+            <w:r>
+              <w:rPr>
+                <w:rFonts w:ascii="Courier New" w:hAnsi="Courier New" w:eastAsia="NanumGothicCoding"/>
+                <w:sz w:val="18"/>
+                <w:szCs w:val="18"/>
+              </w:rPr>
+              <w:t xml:space="preserve">┌─────────┐  ┌──────────────────┐</w:t>
+            </w:r>
+          </w:p>
+          <w:p>
+            <w:pPr>
+              <w:spacing w:before="0" w:after="0" w:line="240" w:lineRule="auto"/>
+            </w:pPr>
+            <w:r>
+              <w:rPr>
+                <w:rFonts w:ascii="Courier New" w:hAnsi="Courier New" w:eastAsia="NanumGothicCoding"/>
+                <w:sz w:val="18"/>
+                <w:szCs w:val="18"/>
+              </w:rPr>
+              <w:t xml:space="preserve">│ 일치    │  │ 불일치           │</w:t>
+            </w:r>
+          </w:p>
+          <w:p>
+            <w:pPr>
+              <w:spacing w:before="0" w:after="0" w:line="240" w:lineRule="auto"/>
+            </w:pPr>
+            <w:r>
+              <w:rPr>
+                <w:rFonts w:ascii="Courier New" w:hAnsi="Courier New" w:eastAsia="NanumGothicCoding"/>
+                <w:sz w:val="18"/>
+                <w:szCs w:val="18"/>
+              </w:rPr>
+              <w:t xml:space="preserve">│ → 기록  │  │ → 작업 중단      │</w:t>
+            </w:r>
+          </w:p>
+          <w:p>
+            <w:pPr>
+              <w:spacing w:before="0" w:after="0" w:line="240" w:lineRule="auto"/>
+            </w:pPr>
+            <w:r>
+              <w:rPr>
+                <w:rFonts w:ascii="Courier New" w:hAnsi="Courier New" w:eastAsia="NanumGothicCoding"/>
+                <w:sz w:val="18"/>
+                <w:szCs w:val="18"/>
+              </w:rPr>
+              <w:t xml:space="preserve">│   완료  │  │ → 즉시 수색      │</w:t>
+            </w:r>
+          </w:p>
+          <w:p>
+            <w:pPr>
+              <w:spacing w:before="0" w:after="0" w:line="240" w:lineRule="auto"/>
+            </w:pPr>
+            <w:r>
+              <w:rPr>
+                <w:rFonts w:ascii="Courier New" w:hAnsi="Courier New" w:eastAsia="NanumGothicCoding"/>
+                <w:sz w:val="18"/>
+                <w:szCs w:val="18"/>
+              </w:rPr>
+              <w:t xml:space="preserve">└─────────┘  │ → FOD 보고서 작성│</w:t>
+            </w:r>
+          </w:p>
+          <w:p>
+            <w:pPr>
+              <w:spacing w:before="0" w:after="0" w:line="240" w:lineRule="auto"/>
+            </w:pPr>
+            <w:r>
+              <w:rPr>
+                <w:rFonts w:ascii="Courier New" w:hAnsi="Courier New" w:eastAsia="NanumGothicCoding"/>
+                <w:sz w:val="18"/>
+                <w:szCs w:val="18"/>
+              </w:rPr>
+              <w:t xml:space="preserve">             │ → 제품 격리       │</w:t>
+            </w:r>
+          </w:p>
+          <w:p>
+            <w:pPr>
+              <w:spacing w:before="0" w:after="0" w:line="240" w:lineRule="auto"/>
+            </w:pPr>
+            <w:r>
+              <w:rPr>
+                <w:rFonts w:ascii="Courier New" w:hAnsi="Courier New" w:eastAsia="NanumGothicCoding"/>
+                <w:sz w:val="18"/>
+                <w:szCs w:val="18"/>
+              </w:rPr>
+              <w:t xml:space="preserve">             └──────────────────┘</w:t>
+            </w:r>
+          </w:p>
+        </w:tc>
+      </w:tr>
+    </w:tbl>
     <w:bookmarkEnd w:id="27"/>
     <w:bookmarkStart w:id="28" w:name="공구-관리-요건"/>
     <w:p>
@@ -4356,7 +4452,7 @@
         </w:trPr>
         <w:tc>
           <w:tcPr>
-            <w:tcW w:w="2460" w:type="dxa"/>
+            <w:tcW w:w="2554" w:type="dxa"/>
             <w:tcMar>
               <w:top w:w="60" w:type="dxa"/>
               <w:left w:w="120" w:type="dxa"/>
@@ -4377,7 +4473,7 @@
         </w:tc>
         <w:tc>
           <w:tcPr>
-            <w:tcW w:w="6328" w:type="dxa"/>
+            <w:tcW w:w="6234" w:type="dxa"/>
             <w:tcMar>
               <w:top w:w="60" w:type="dxa"/>
               <w:left w:w="120" w:type="dxa"/>
@@ -4399,9 +4495,7 @@
       </w:tr>
       <w:tr>
         <w:tc>
-          <w:tcPr>
-            <w:tcW w:w="2460" w:type="dxa"/>
-          </w:tcPr>
+          <w:tcPr/>
           <w:p>
             <w:pPr>
               <w:pStyle w:val="Compact"/>
@@ -4413,7 +4507,7 @@
         </w:tc>
         <w:tc>
           <w:tcPr>
-            <w:tcW w:w="6328" w:type="dxa"/>
+            <w:tcW w:w="6234" w:type="dxa"/>
             <w:tcMar>
               <w:top w:w="60" w:type="dxa"/>
               <w:left w:w="120" w:type="dxa"/>
@@ -4446,6 +4540,7 @@
         </w:tc>
         <w:tc>
           <w:tcPr>
+            <w:tcW w:w="6234" w:type="dxa"/>
             <w:tcMar>
               <w:top w:w="60" w:type="dxa"/>
               <w:left w:w="120" w:type="dxa"/>
@@ -4477,9 +4572,7 @@
           </w:p>
         </w:tc>
         <w:tc>
-          <w:tcPr>
-            <w:tcW w:w="6328" w:type="dxa"/>
-          </w:tcPr>
+          <w:tcPr/>
           <w:p>
             <w:pPr>
               <w:pStyle w:val="Compact"/>
@@ -4492,19 +4585,10 @@
       </w:tr>
       <w:tr>
         <w:tc>
-          <w:tcPr>
-            <w:tcW w:w="2460" w:type="dxa"/>
-            <w:tcMar>
-              <w:top w:w="60" w:type="dxa"/>
-              <w:left w:w="120" w:type="dxa"/>
-              <w:bottom w:w="60" w:type="dxa"/>
-              <w:right w:w="120" w:type="dxa"/>
-            </w:tcMar>
-          </w:tcPr>
-          <w:p>
-            <w:pPr>
-              <w:pStyle w:val="Compact"/>
-              <w:wordWrap w:val="1"/>
+          <w:tcPr/>
+          <w:p>
+            <w:pPr>
+              <w:pStyle w:val="Compact"/>
             </w:pPr>
             <w:r>
               <w:t xml:space="preserve">불일치 시</w:t>
@@ -4513,6 +4597,7 @@
         </w:tc>
         <w:tc>
           <w:tcPr>
+            <w:tcW w:w="6234" w:type="dxa"/>
             <w:tcMar>
               <w:top w:w="60" w:type="dxa"/>
               <w:left w:w="120" w:type="dxa"/>
@@ -4567,7 +4652,7 @@
         </w:trPr>
         <w:tc>
           <w:tcPr>
-            <w:tcW w:w="2460" w:type="dxa"/>
+            <w:tcW w:w="2476" w:type="dxa"/>
             <w:tcMar>
               <w:top w:w="60" w:type="dxa"/>
               <w:left w:w="120" w:type="dxa"/>
@@ -4588,7 +4673,7 @@
         </w:tc>
         <w:tc>
           <w:tcPr>
-            <w:tcW w:w="6328" w:type="dxa"/>
+            <w:tcW w:w="6312" w:type="dxa"/>
             <w:tcMar>
               <w:top w:w="60" w:type="dxa"/>
               <w:left w:w="120" w:type="dxa"/>
@@ -4610,9 +4695,7 @@
       </w:tr>
       <w:tr>
         <w:tc>
-          <w:tcPr>
-            <w:tcW w:w="2460" w:type="dxa"/>
-          </w:tcPr>
+          <w:tcPr/>
           <w:p>
             <w:pPr>
               <w:pStyle w:val="Compact"/>
@@ -4624,7 +4707,7 @@
         </w:tc>
         <w:tc>
           <w:tcPr>
-            <w:tcW w:w="6328" w:type="dxa"/>
+            <w:tcW w:w="6312" w:type="dxa"/>
             <w:tcMar>
               <w:top w:w="60" w:type="dxa"/>
               <w:left w:w="120" w:type="dxa"/>
@@ -4657,6 +4740,7 @@
         </w:tc>
         <w:tc>
           <w:tcPr>
+            <w:tcW w:w="6312" w:type="dxa"/>
             <w:tcMar>
               <w:top w:w="60" w:type="dxa"/>
               <w:left w:w="120" w:type="dxa"/>
@@ -4688,9 +4772,7 @@
           </w:p>
         </w:tc>
         <w:tc>
-          <w:tcPr>
-            <w:tcW w:w="6328" w:type="dxa"/>
-          </w:tcPr>
+          <w:tcPr/>
           <w:p>
             <w:pPr>
               <w:pStyle w:val="Compact"/>
@@ -4703,19 +4785,10 @@
       </w:tr>
       <w:tr>
         <w:tc>
-          <w:tcPr>
-            <w:tcW w:w="2460" w:type="dxa"/>
-            <w:tcMar>
-              <w:top w:w="60" w:type="dxa"/>
-              <w:left w:w="120" w:type="dxa"/>
-              <w:bottom w:w="60" w:type="dxa"/>
-              <w:right w:w="120" w:type="dxa"/>
-            </w:tcMar>
-          </w:tcPr>
-          <w:p>
-            <w:pPr>
-              <w:pStyle w:val="Compact"/>
-              <w:wordWrap w:val="1"/>
+          <w:tcPr/>
+          <w:p>
+            <w:pPr>
+              <w:pStyle w:val="Compact"/>
             </w:pPr>
             <w:r>
               <w:t xml:space="preserve">제거 시점</w:t>
@@ -4723,10 +4796,19 @@
           </w:p>
         </w:tc>
         <w:tc>
-          <w:tcPr/>
-          <w:p>
-            <w:pPr>
-              <w:pStyle w:val="Compact"/>
+          <w:tcPr>
+            <w:tcW w:w="6312" w:type="dxa"/>
+            <w:tcMar>
+              <w:top w:w="60" w:type="dxa"/>
+              <w:left w:w="120" w:type="dxa"/>
+              <w:bottom w:w="60" w:type="dxa"/>
+              <w:right w:w="120" w:type="dxa"/>
+            </w:tcMar>
+          </w:tcPr>
+          <w:p>
+            <w:pPr>
+              <w:pStyle w:val="Compact"/>
+              <w:wordWrap w:val="1"/>
             </w:pPr>
             <w:r>
               <w:t xml:space="preserve">후속 작업 직전에만 제거 → 작업 완료 후 즉시 재보호</w:t>
@@ -4760,18 +4842,10 @@
       </w:tr>
       <w:tr>
         <w:tc>
-          <w:tcPr>
-            <w:tcMar>
-              <w:top w:w="60" w:type="dxa"/>
-              <w:left w:w="120" w:type="dxa"/>
-              <w:bottom w:w="60" w:type="dxa"/>
-              <w:right w:w="120" w:type="dxa"/>
-            </w:tcMar>
-          </w:tcPr>
-          <w:p>
-            <w:pPr>
-              <w:pStyle w:val="Compact"/>
-              <w:wordWrap w:val="1"/>
+          <w:tcPr/>
+          <w:p>
+            <w:pPr>
+              <w:pStyle w:val="Compact"/>
             </w:pPr>
             <w:r>
               <w:t xml:space="preserve">보호물 수량 관리</w:t>
@@ -4779,18 +4853,10 @@
           </w:p>
         </w:tc>
         <w:tc>
-          <w:tcPr>
-            <w:tcMar>
-              <w:top w:w="60" w:type="dxa"/>
-              <w:left w:w="120" w:type="dxa"/>
-              <w:bottom w:w="60" w:type="dxa"/>
-              <w:right w:w="120" w:type="dxa"/>
-            </w:tcMar>
-          </w:tcPr>
-          <w:p>
-            <w:pPr>
-              <w:pStyle w:val="Compact"/>
-              <w:wordWrap w:val="1"/>
+          <w:tcPr/>
+          <w:p>
+            <w:pPr>
+              <w:pStyle w:val="Compact"/>
             </w:pPr>
             <w:r>
               <w:t xml:space="preserve">설치/제거 시 보호물 수량 확인 (보호물 자체가 FOD가 되지 않도록)</w:t>
@@ -5183,7 +5249,7 @@
         </w:trPr>
         <w:tc>
           <w:tcPr>
-            <w:tcW w:w="2460" w:type="dxa"/>
+            <w:tcW w:w="3000" w:type="dxa"/>
             <w:tcMar>
               <w:top w:w="60" w:type="dxa"/>
               <w:left w:w="120" w:type="dxa"/>
@@ -5204,7 +5270,7 @@
         </w:tc>
         <w:tc>
           <w:tcPr>
-            <w:tcW w:w="6328" w:type="dxa"/>
+            <w:tcW w:w="5788" w:type="dxa"/>
             <w:tcMar>
               <w:top w:w="60" w:type="dxa"/>
               <w:left w:w="120" w:type="dxa"/>
@@ -5226,9 +5292,7 @@
       </w:tr>
       <w:tr>
         <w:tc>
-          <w:tcPr>
-            <w:tcW w:w="2460" w:type="dxa"/>
-          </w:tcPr>
+          <w:tcPr/>
           <w:p>
             <w:pPr>
               <w:pStyle w:val="Compact"/>
@@ -5240,7 +5304,7 @@
         </w:tc>
         <w:tc>
           <w:tcPr>
-            <w:tcW w:w="6328" w:type="dxa"/>
+            <w:tcW w:w="5788" w:type="dxa"/>
             <w:tcMar>
               <w:top w:w="60" w:type="dxa"/>
               <w:left w:w="120" w:type="dxa"/>
@@ -5273,6 +5337,7 @@
         </w:tc>
         <w:tc>
           <w:tcPr>
+            <w:tcW w:w="5788" w:type="dxa"/>
             <w:tcMar>
               <w:top w:w="60" w:type="dxa"/>
               <w:left w:w="120" w:type="dxa"/>
@@ -5304,9 +5369,7 @@
           </w:p>
         </w:tc>
         <w:tc>
-          <w:tcPr>
-            <w:tcW w:w="6328" w:type="dxa"/>
-          </w:tcPr>
+          <w:tcPr/>
           <w:p>
             <w:pPr>
               <w:pStyle w:val="Compact"/>
@@ -5319,19 +5382,10 @@
       </w:tr>
       <w:tr>
         <w:tc>
-          <w:tcPr>
-            <w:tcW w:w="2460" w:type="dxa"/>
-            <w:tcMar>
-              <w:top w:w="60" w:type="dxa"/>
-              <w:left w:w="120" w:type="dxa"/>
-              <w:bottom w:w="60" w:type="dxa"/>
-              <w:right w:w="120" w:type="dxa"/>
-            </w:tcMar>
-          </w:tcPr>
-          <w:p>
-            <w:pPr>
-              <w:pStyle w:val="Compact"/>
-              <w:wordWrap w:val="1"/>
+          <w:tcPr/>
+          <w:p>
+            <w:pPr>
+              <w:pStyle w:val="Compact"/>
             </w:pPr>
             <w:r>
               <w:t xml:space="preserve">정밀 전자 부품 조립/시험 구역</w:t>
@@ -5339,10 +5393,19 @@
           </w:p>
         </w:tc>
         <w:tc>
-          <w:tcPr/>
-          <w:p>
-            <w:pPr>
-              <w:pStyle w:val="Compact"/>
+          <w:tcPr>
+            <w:tcW w:w="5788" w:type="dxa"/>
+            <w:tcMar>
+              <w:top w:w="60" w:type="dxa"/>
+              <w:left w:w="120" w:type="dxa"/>
+              <w:bottom w:w="60" w:type="dxa"/>
+              <w:right w:w="120" w:type="dxa"/>
+            </w:tcMar>
+          </w:tcPr>
+          <w:p>
+            <w:pPr>
+              <w:pStyle w:val="Compact"/>
+              <w:wordWrap w:val="1"/>
             </w:pPr>
             <w:r>
               <w:t xml:space="preserve">PCB 실장, 와이어 하네스 제작</w:t>
@@ -5352,18 +5415,10 @@
       </w:tr>
       <w:tr>
         <w:tc>
-          <w:tcPr>
-            <w:tcMar>
-              <w:top w:w="60" w:type="dxa"/>
-              <w:left w:w="120" w:type="dxa"/>
-              <w:bottom w:w="60" w:type="dxa"/>
-              <w:right w:w="120" w:type="dxa"/>
-            </w:tcMar>
-          </w:tcPr>
-          <w:p>
-            <w:pPr>
-              <w:pStyle w:val="Compact"/>
-              <w:wordWrap w:val="1"/>
+          <w:tcPr/>
+          <w:p>
+            <w:pPr>
+              <w:pStyle w:val="Compact"/>
             </w:pPr>
             <w:r>
               <w:t xml:space="preserve">고객이 FOD Critical Zone 지정을 요구한 구역</w:t>
@@ -5371,18 +5426,10 @@
           </w:p>
         </w:tc>
         <w:tc>
-          <w:tcPr>
-            <w:tcMar>
-              <w:top w:w="60" w:type="dxa"/>
-              <w:left w:w="120" w:type="dxa"/>
-              <w:bottom w:w="60" w:type="dxa"/>
-              <w:right w:w="120" w:type="dxa"/>
-            </w:tcMar>
-          </w:tcPr>
-          <w:p>
-            <w:pPr>
-              <w:pStyle w:val="Compact"/>
-              <w:wordWrap w:val="1"/>
+          <w:tcPr/>
+          <w:p>
+            <w:pPr>
+              <w:pStyle w:val="Compact"/>
             </w:pPr>
             <w:r>
               <w:t xml:space="preserve">고객 사양서에 명시된 경우</w:t>
@@ -5497,7 +5544,7 @@
         </w:trPr>
         <w:tc>
           <w:tcPr>
-            <w:tcW w:w="2460" w:type="dxa"/>
+            <w:tcW w:w="3000" w:type="dxa"/>
             <w:tcMar>
               <w:top w:w="60" w:type="dxa"/>
               <w:left w:w="120" w:type="dxa"/>
@@ -5518,7 +5565,7 @@
         </w:tc>
         <w:tc>
           <w:tcPr>
-            <w:tcW w:w="6328" w:type="dxa"/>
+            <w:tcW w:w="5788" w:type="dxa"/>
             <w:tcMar>
               <w:top w:w="60" w:type="dxa"/>
               <w:left w:w="120" w:type="dxa"/>
@@ -5540,9 +5587,7 @@
       </w:tr>
       <w:tr>
         <w:tc>
-          <w:tcPr>
-            <w:tcW w:w="2460" w:type="dxa"/>
-          </w:tcPr>
+          <w:tcPr/>
           <w:p>
             <w:pPr>
               <w:pStyle w:val="Compact"/>
@@ -5554,7 +5599,7 @@
         </w:tc>
         <w:tc>
           <w:tcPr>
-            <w:tcW w:w="6328" w:type="dxa"/>
+            <w:tcW w:w="5788" w:type="dxa"/>
             <w:tcMar>
               <w:top w:w="60" w:type="dxa"/>
               <w:left w:w="120" w:type="dxa"/>
@@ -5587,6 +5632,7 @@
         </w:tc>
         <w:tc>
           <w:tcPr>
+            <w:tcW w:w="5788" w:type="dxa"/>
             <w:tcMar>
               <w:top w:w="60" w:type="dxa"/>
               <w:left w:w="120" w:type="dxa"/>
@@ -5607,18 +5653,10 @@
       </w:tr>
       <w:tr>
         <w:tc>
-          <w:tcPr>
-            <w:tcMar>
-              <w:top w:w="60" w:type="dxa"/>
-              <w:left w:w="120" w:type="dxa"/>
-              <w:bottom w:w="60" w:type="dxa"/>
-              <w:right w:w="120" w:type="dxa"/>
-            </w:tcMar>
-          </w:tcPr>
-          <w:p>
-            <w:pPr>
-              <w:pStyle w:val="Compact"/>
-              <w:wordWrap w:val="1"/>
+          <w:tcPr/>
+          <w:p>
+            <w:pPr>
+              <w:pStyle w:val="Compact"/>
             </w:pPr>
             <w:r>
               <w:t xml:space="preserve">Level 3 (Awareness Area)</w:t>
@@ -5627,7 +5665,6 @@
         </w:tc>
         <w:tc>
           <w:tcPr>
-            <w:tcW w:w="6328" w:type="dxa"/>
             <w:tcMar>
               <w:top w:w="60" w:type="dxa"/>
               <w:left w:w="120" w:type="dxa"/>
@@ -5682,7 +5719,7 @@
         </w:trPr>
         <w:tc>
           <w:tcPr>
-            <w:tcW w:w="2460" w:type="dxa"/>
+            <w:tcW w:w="1618" w:type="dxa"/>
             <w:tcMar>
               <w:top w:w="60" w:type="dxa"/>
               <w:left w:w="120" w:type="dxa"/>
@@ -5703,7 +5740,7 @@
         </w:tc>
         <w:tc>
           <w:tcPr>
-            <w:tcW w:w="6328" w:type="dxa"/>
+            <w:tcW w:w="7170" w:type="dxa"/>
             <w:tcMar>
               <w:top w:w="60" w:type="dxa"/>
               <w:left w:w="120" w:type="dxa"/>
@@ -5725,9 +5762,7 @@
       </w:tr>
       <w:tr>
         <w:tc>
-          <w:tcPr>
-            <w:tcW w:w="2460" w:type="dxa"/>
-          </w:tcPr>
+          <w:tcPr/>
           <w:p>
             <w:pPr>
               <w:pStyle w:val="Compact"/>
@@ -5739,7 +5774,7 @@
         </w:tc>
         <w:tc>
           <w:tcPr>
-            <w:tcW w:w="6328" w:type="dxa"/>
+            <w:tcW w:w="7170" w:type="dxa"/>
             <w:tcMar>
               <w:top w:w="60" w:type="dxa"/>
               <w:left w:w="120" w:type="dxa"/>
@@ -5772,6 +5807,7 @@
         </w:tc>
         <w:tc>
           <w:tcPr>
+            <w:tcW w:w="7170" w:type="dxa"/>
             <w:tcMar>
               <w:top w:w="60" w:type="dxa"/>
               <w:left w:w="120" w:type="dxa"/>
@@ -5803,9 +5839,7 @@
           </w:p>
         </w:tc>
         <w:tc>
-          <w:tcPr>
-            <w:tcW w:w="6328" w:type="dxa"/>
-          </w:tcPr>
+          <w:tcPr/>
           <w:p>
             <w:pPr>
               <w:pStyle w:val="Compact"/>
@@ -5818,19 +5852,10 @@
       </w:tr>
       <w:tr>
         <w:tc>
-          <w:tcPr>
-            <w:tcW w:w="2460" w:type="dxa"/>
-            <w:tcMar>
-              <w:top w:w="60" w:type="dxa"/>
-              <w:left w:w="120" w:type="dxa"/>
-              <w:bottom w:w="60" w:type="dxa"/>
-              <w:right w:w="120" w:type="dxa"/>
-            </w:tcMar>
-          </w:tcPr>
-          <w:p>
-            <w:pPr>
-              <w:pStyle w:val="Compact"/>
-              <w:wordWrap w:val="1"/>
+          <w:tcPr/>
+          <w:p>
+            <w:pPr>
+              <w:pStyle w:val="Compact"/>
             </w:pPr>
             <w:r>
               <w:t xml:space="preserve">환기</w:t>
@@ -5838,10 +5863,19 @@
           </w:p>
         </w:tc>
         <w:tc>
-          <w:tcPr/>
-          <w:p>
-            <w:pPr>
-              <w:pStyle w:val="Compact"/>
+          <w:tcPr>
+            <w:tcW w:w="7170" w:type="dxa"/>
+            <w:tcMar>
+              <w:top w:w="60" w:type="dxa"/>
+              <w:left w:w="120" w:type="dxa"/>
+              <w:bottom w:w="60" w:type="dxa"/>
+              <w:right w:w="120" w:type="dxa"/>
+            </w:tcMar>
+          </w:tcPr>
+          <w:p>
+            <w:pPr>
+              <w:pStyle w:val="Compact"/>
+              <w:wordWrap w:val="1"/>
             </w:pPr>
             <w:r>
               <w:t xml:space="preserve">먼지/입자 유입을 최소화하는 양압 또는 필터링 시스템 (Level 1)</w:t>
@@ -5851,18 +5885,10 @@
       </w:tr>
       <w:tr>
         <w:tc>
-          <w:tcPr>
-            <w:tcMar>
-              <w:top w:w="60" w:type="dxa"/>
-              <w:left w:w="120" w:type="dxa"/>
-              <w:bottom w:w="60" w:type="dxa"/>
-              <w:right w:w="120" w:type="dxa"/>
-            </w:tcMar>
-          </w:tcPr>
-          <w:p>
-            <w:pPr>
-              <w:pStyle w:val="Compact"/>
-              <w:wordWrap w:val="1"/>
+          <w:tcPr/>
+          <w:p>
+            <w:pPr>
+              <w:pStyle w:val="Compact"/>
             </w:pPr>
             <w:r>
               <w:t xml:space="preserve">배수구</w:t>
@@ -5870,18 +5896,10 @@
           </w:p>
         </w:tc>
         <w:tc>
-          <w:tcPr>
-            <w:tcMar>
-              <w:top w:w="60" w:type="dxa"/>
-              <w:left w:w="120" w:type="dxa"/>
-              <w:bottom w:w="60" w:type="dxa"/>
-              <w:right w:w="120" w:type="dxa"/>
-            </w:tcMar>
-          </w:tcPr>
-          <w:p>
-            <w:pPr>
-              <w:pStyle w:val="Compact"/>
-              <w:wordWrap w:val="1"/>
+          <w:tcPr/>
+          <w:p>
+            <w:pPr>
+              <w:pStyle w:val="Compact"/>
             </w:pPr>
             <w:r>
               <w:t xml:space="preserve">격자 커버 설치; 부품 유실 방지 망 적용</w:t>
@@ -5935,7 +5953,7 @@
         </w:trPr>
         <w:tc>
           <w:tcPr>
-            <w:tcW w:w="2460" w:type="dxa"/>
+            <w:tcW w:w="1600" w:type="dxa"/>
             <w:tcMar>
               <w:top w:w="60" w:type="dxa"/>
               <w:left w:w="120" w:type="dxa"/>
@@ -5956,7 +5974,7 @@
         </w:tc>
         <w:tc>
           <w:tcPr>
-            <w:tcW w:w="6328" w:type="dxa"/>
+            <w:tcW w:w="7188" w:type="dxa"/>
             <w:tcMar>
               <w:top w:w="60" w:type="dxa"/>
               <w:left w:w="120" w:type="dxa"/>
@@ -5978,9 +5996,7 @@
       </w:tr>
       <w:tr>
         <w:tc>
-          <w:tcPr>
-            <w:tcW w:w="2460" w:type="dxa"/>
-          </w:tcPr>
+          <w:tcPr/>
           <w:p>
             <w:pPr>
               <w:pStyle w:val="Compact"/>
@@ -5992,7 +6008,7 @@
         </w:tc>
         <w:tc>
           <w:tcPr>
-            <w:tcW w:w="6328" w:type="dxa"/>
+            <w:tcW w:w="7188" w:type="dxa"/>
             <w:tcMar>
               <w:top w:w="60" w:type="dxa"/>
               <w:left w:w="120" w:type="dxa"/>
@@ -6025,6 +6041,7 @@
         </w:tc>
         <w:tc>
           <w:tcPr>
+            <w:tcW w:w="7188" w:type="dxa"/>
             <w:tcMar>
               <w:top w:w="60" w:type="dxa"/>
               <w:left w:w="120" w:type="dxa"/>
@@ -6056,9 +6073,7 @@
           </w:p>
         </w:tc>
         <w:tc>
-          <w:tcPr>
-            <w:tcW w:w="6328" w:type="dxa"/>
-          </w:tcPr>
+          <w:tcPr/>
           <w:p>
             <w:pPr>
               <w:pStyle w:val="Compact"/>
@@ -6071,19 +6086,10 @@
       </w:tr>
       <w:tr>
         <w:tc>
-          <w:tcPr>
-            <w:tcW w:w="2460" w:type="dxa"/>
-            <w:tcMar>
-              <w:top w:w="60" w:type="dxa"/>
-              <w:left w:w="120" w:type="dxa"/>
-              <w:bottom w:w="60" w:type="dxa"/>
-              <w:right w:w="120" w:type="dxa"/>
-            </w:tcMar>
-          </w:tcPr>
-          <w:p>
-            <w:pPr>
-              <w:pStyle w:val="Compact"/>
-              <w:wordWrap w:val="1"/>
+          <w:tcPr/>
+          <w:p>
+            <w:pPr>
+              <w:pStyle w:val="Compact"/>
             </w:pPr>
             <w:r>
               <w:t xml:space="preserve">방법</w:t>
@@ -6091,10 +6097,19 @@
           </w:p>
         </w:tc>
         <w:tc>
-          <w:tcPr/>
-          <w:p>
-            <w:pPr>
-              <w:pStyle w:val="Compact"/>
+          <w:tcPr>
+            <w:tcW w:w="7188" w:type="dxa"/>
+            <w:tcMar>
+              <w:top w:w="60" w:type="dxa"/>
+              <w:left w:w="120" w:type="dxa"/>
+              <w:bottom w:w="60" w:type="dxa"/>
+              <w:right w:w="120" w:type="dxa"/>
+            </w:tcMar>
+          </w:tcPr>
+          <w:p>
+            <w:pPr>
+              <w:pStyle w:val="Compact"/>
+              <w:wordWrap w:val="1"/>
             </w:pPr>
             <w:r>
               <w:t xml:space="preserve">정해진 Walk-down 경로를 따라 육안 검사; 필요 시 거울, 손전등, 내시경 활용</w:t>
@@ -6104,18 +6119,10 @@
       </w:tr>
       <w:tr>
         <w:tc>
-          <w:tcPr>
-            <w:tcMar>
-              <w:top w:w="60" w:type="dxa"/>
-              <w:left w:w="120" w:type="dxa"/>
-              <w:bottom w:w="60" w:type="dxa"/>
-              <w:right w:w="120" w:type="dxa"/>
-            </w:tcMar>
-          </w:tcPr>
-          <w:p>
-            <w:pPr>
-              <w:pStyle w:val="Compact"/>
-              <w:wordWrap w:val="1"/>
+          <w:tcPr/>
+          <w:p>
+            <w:pPr>
+              <w:pStyle w:val="Compact"/>
             </w:pPr>
             <w:r>
               <w:t xml:space="preserve">기록</w:t>
@@ -6123,18 +6130,10 @@
           </w:p>
         </w:tc>
         <w:tc>
-          <w:tcPr>
-            <w:tcMar>
-              <w:top w:w="60" w:type="dxa"/>
-              <w:left w:w="120" w:type="dxa"/>
-              <w:bottom w:w="60" w:type="dxa"/>
-              <w:right w:w="120" w:type="dxa"/>
-            </w:tcMar>
-          </w:tcPr>
-          <w:p>
-            <w:pPr>
-              <w:pStyle w:val="Compact"/>
-              <w:wordWrap w:val="1"/>
+          <w:tcPr/>
+          <w:p>
+            <w:pPr>
+              <w:pStyle w:val="Compact"/>
             </w:pPr>
             <w:r>
               <w:t xml:space="preserve">F-816-01 FOD 검사 기록서에 검사 일시, 구역, 결과, 검사원 서명 기록</w:t>
@@ -6178,7 +6177,7 @@
         </w:trPr>
         <w:tc>
           <w:tcPr>
-            <w:tcW w:w="2460" w:type="dxa"/>
+            <w:tcW w:w="2021" w:type="dxa"/>
             <w:tcMar>
               <w:top w:w="60" w:type="dxa"/>
               <w:left w:w="120" w:type="dxa"/>
@@ -6199,7 +6198,7 @@
         </w:tc>
         <w:tc>
           <w:tcPr>
-            <w:tcW w:w="6328" w:type="dxa"/>
+            <w:tcW w:w="6767" w:type="dxa"/>
             <w:tcMar>
               <w:top w:w="60" w:type="dxa"/>
               <w:left w:w="120" w:type="dxa"/>
@@ -6221,9 +6220,7 @@
       </w:tr>
       <w:tr>
         <w:tc>
-          <w:tcPr>
-            <w:tcW w:w="2460" w:type="dxa"/>
-          </w:tcPr>
+          <w:tcPr/>
           <w:p>
             <w:pPr>
               <w:pStyle w:val="Compact"/>
@@ -6235,7 +6232,7 @@
         </w:tc>
         <w:tc>
           <w:tcPr>
-            <w:tcW w:w="6328" w:type="dxa"/>
+            <w:tcW w:w="6767" w:type="dxa"/>
             <w:tcMar>
               <w:top w:w="60" w:type="dxa"/>
               <w:left w:w="120" w:type="dxa"/>
@@ -6268,6 +6265,7 @@
         </w:tc>
         <w:tc>
           <w:tcPr>
+            <w:tcW w:w="6767" w:type="dxa"/>
             <w:tcMar>
               <w:top w:w="60" w:type="dxa"/>
               <w:left w:w="120" w:type="dxa"/>
@@ -6288,18 +6286,10 @@
       </w:tr>
       <w:tr>
         <w:tc>
-          <w:tcPr>
-            <w:tcMar>
-              <w:top w:w="60" w:type="dxa"/>
-              <w:left w:w="120" w:type="dxa"/>
-              <w:bottom w:w="60" w:type="dxa"/>
-              <w:right w:w="120" w:type="dxa"/>
-            </w:tcMar>
-          </w:tcPr>
-          <w:p>
-            <w:pPr>
-              <w:pStyle w:val="Compact"/>
-              <w:wordWrap w:val="1"/>
+          <w:tcPr/>
+          <w:p>
+            <w:pPr>
+              <w:pStyle w:val="Compact"/>
             </w:pPr>
             <w:r>
               <w:t xml:space="preserve">밀봉/봉인 전</w:t>
@@ -6308,7 +6298,6 @@
         </w:tc>
         <w:tc>
           <w:tcPr>
-            <w:tcW w:w="6328" w:type="dxa"/>
             <w:tcMar>
               <w:top w:w="60" w:type="dxa"/>
               <w:left w:w="120" w:type="dxa"/>
@@ -6338,350 +6327,530 @@
         <w:t xml:space="preserve">9.3 FOD 발견 시 보고</w:t>
       </w:r>
     </w:p>
-    <w:p>
-      <w:pPr>
-        <w:pStyle w:val="SourceCode"/>
-      </w:pPr>
-      <w:r>
-        <w:rPr>
-          <w:rStyle w:val="VerbatimChar"/>
-        </w:rPr>
-        <w:t xml:space="preserve">┌──────────────────┐</w:t>
-      </w:r>
-      <w:r>
-        <w:br/>
-      </w:r>
-      <w:r>
-        <w:rPr>
-          <w:rStyle w:val="VerbatimChar"/>
-        </w:rPr>
-        <w:t xml:space="preserve">│ FOD 발견         │</w:t>
-      </w:r>
-      <w:r>
-        <w:br/>
-      </w:r>
-      <w:r>
-        <w:rPr>
-          <w:rStyle w:val="VerbatimChar"/>
-        </w:rPr>
-        <w:t xml:space="preserve">│ (누구든 즉시)    │</w:t>
-      </w:r>
-      <w:r>
-        <w:br/>
-      </w:r>
-      <w:r>
-        <w:rPr>
-          <w:rStyle w:val="VerbatimChar"/>
-        </w:rPr>
-        <w:t xml:space="preserve">└────────┬─────────┘</w:t>
-      </w:r>
-      <w:r>
-        <w:br/>
-      </w:r>
-      <w:r>
-        <w:rPr>
-          <w:rStyle w:val="VerbatimChar"/>
-        </w:rPr>
-        <w:t xml:space="preserve">         │</w:t>
-      </w:r>
-      <w:r>
-        <w:br/>
-      </w:r>
-      <w:r>
-        <w:rPr>
-          <w:rStyle w:val="VerbatimChar"/>
-        </w:rPr>
-        <w:t xml:space="preserve">         ▼</w:t>
-      </w:r>
-      <w:r>
-        <w:br/>
-      </w:r>
-      <w:r>
-        <w:rPr>
-          <w:rStyle w:val="VerbatimChar"/>
-        </w:rPr>
-        <w:t xml:space="preserve">┌──────────────────┐</w:t>
-      </w:r>
-      <w:r>
-        <w:br/>
-      </w:r>
-      <w:r>
-        <w:rPr>
-          <w:rStyle w:val="VerbatimChar"/>
-        </w:rPr>
-        <w:t xml:space="preserve">│ 작업 즉시 중단   │</w:t>
-      </w:r>
-      <w:r>
-        <w:br/>
-      </w:r>
-      <w:r>
-        <w:rPr>
-          <w:rStyle w:val="VerbatimChar"/>
-        </w:rPr>
-        <w:t xml:space="preserve">│ 이물질 수거/보존 │</w:t>
-      </w:r>
-      <w:r>
-        <w:br/>
-      </w:r>
-      <w:r>
-        <w:rPr>
-          <w:rStyle w:val="VerbatimChar"/>
-        </w:rPr>
-        <w:t xml:space="preserve">└────────┬─────────┘</w:t>
-      </w:r>
-      <w:r>
-        <w:br/>
-      </w:r>
-      <w:r>
-        <w:rPr>
-          <w:rStyle w:val="VerbatimChar"/>
-        </w:rPr>
-        <w:t xml:space="preserve">         │</w:t>
-      </w:r>
-      <w:r>
-        <w:br/>
-      </w:r>
-      <w:r>
-        <w:rPr>
-          <w:rStyle w:val="VerbatimChar"/>
-        </w:rPr>
-        <w:t xml:space="preserve">         ▼</w:t>
-      </w:r>
-      <w:r>
-        <w:br/>
-      </w:r>
-      <w:r>
-        <w:rPr>
-          <w:rStyle w:val="VerbatimChar"/>
-        </w:rPr>
-        <w:t xml:space="preserve">┌──────────────────┐</w:t>
-      </w:r>
-      <w:r>
-        <w:br/>
-      </w:r>
-      <w:r>
-        <w:rPr>
-          <w:rStyle w:val="VerbatimChar"/>
-        </w:rPr>
-        <w:t xml:space="preserve">│ 반장/감독자 보고 │</w:t>
-      </w:r>
-      <w:r>
-        <w:br/>
-      </w:r>
-      <w:r>
-        <w:rPr>
-          <w:rStyle w:val="VerbatimChar"/>
-        </w:rPr>
-        <w:t xml:space="preserve">│ (구두 즉시)      │</w:t>
-      </w:r>
-      <w:r>
-        <w:br/>
-      </w:r>
-      <w:r>
-        <w:rPr>
-          <w:rStyle w:val="VerbatimChar"/>
-        </w:rPr>
-        <w:t xml:space="preserve">└────────┬─────────┘</w:t>
-      </w:r>
-      <w:r>
-        <w:br/>
-      </w:r>
-      <w:r>
-        <w:rPr>
-          <w:rStyle w:val="VerbatimChar"/>
-        </w:rPr>
-        <w:t xml:space="preserve">         │</w:t>
-      </w:r>
-      <w:r>
-        <w:br/>
-      </w:r>
-      <w:r>
-        <w:rPr>
-          <w:rStyle w:val="VerbatimChar"/>
-        </w:rPr>
-        <w:t xml:space="preserve">         ▼</w:t>
-      </w:r>
-      <w:r>
-        <w:br/>
-      </w:r>
-      <w:r>
-        <w:rPr>
-          <w:rStyle w:val="VerbatimChar"/>
-        </w:rPr>
-        <w:t xml:space="preserve">┌──────────────────┐</w:t>
-      </w:r>
-      <w:r>
-        <w:br/>
-      </w:r>
-      <w:r>
-        <w:rPr>
-          <w:rStyle w:val="VerbatimChar"/>
-        </w:rPr>
-        <w:t xml:space="preserve">│ FOD 코디네이터   │</w:t>
-      </w:r>
-      <w:r>
-        <w:br/>
-      </w:r>
-      <w:r>
-        <w:rPr>
-          <w:rStyle w:val="VerbatimChar"/>
-        </w:rPr>
-        <w:t xml:space="preserve">│ (품질팀장) 통보  │</w:t>
-      </w:r>
-      <w:r>
-        <w:br/>
-      </w:r>
-      <w:r>
-        <w:rPr>
-          <w:rStyle w:val="VerbatimChar"/>
-        </w:rPr>
-        <w:t xml:space="preserve">└────────┬─────────┘</w:t>
-      </w:r>
-      <w:r>
-        <w:br/>
-      </w:r>
-      <w:r>
-        <w:rPr>
-          <w:rStyle w:val="VerbatimChar"/>
-        </w:rPr>
-        <w:t xml:space="preserve">         │</w:t>
-      </w:r>
-      <w:r>
-        <w:br/>
-      </w:r>
-      <w:r>
-        <w:rPr>
-          <w:rStyle w:val="VerbatimChar"/>
-        </w:rPr>
-        <w:t xml:space="preserve">         ▼</w:t>
-      </w:r>
-      <w:r>
-        <w:br/>
-      </w:r>
-      <w:r>
-        <w:rPr>
-          <w:rStyle w:val="VerbatimChar"/>
-        </w:rPr>
-        <w:t xml:space="preserve">┌──────────────────┐     ┌──────────────────┐</w:t>
-      </w:r>
-      <w:r>
-        <w:br/>
-      </w:r>
-      <w:r>
-        <w:rPr>
-          <w:rStyle w:val="VerbatimChar"/>
-        </w:rPr>
-        <w:t xml:space="preserve">│ FOD 검사 기록서  │     │ 제품 영향 평가   │</w:t>
-      </w:r>
-      <w:r>
-        <w:br/>
-      </w:r>
-      <w:r>
-        <w:rPr>
-          <w:rStyle w:val="VerbatimChar"/>
-        </w:rPr>
-        <w:t xml:space="preserve">│ (F-816-01) 작성  │────→│ 손상 여부 확인   │</w:t>
-      </w:r>
-      <w:r>
-        <w:br/>
-      </w:r>
-      <w:r>
-        <w:rPr>
-          <w:rStyle w:val="VerbatimChar"/>
-        </w:rPr>
-        <w:t xml:space="preserve">└──────────────────┘     └────────┬─────────┘</w:t>
-      </w:r>
-      <w:r>
-        <w:br/>
-      </w:r>
-      <w:r>
-        <w:rPr>
-          <w:rStyle w:val="VerbatimChar"/>
-        </w:rPr>
-        <w:t xml:space="preserve">                                  │</w:t>
-      </w:r>
-      <w:r>
-        <w:br/>
-      </w:r>
-      <w:r>
-        <w:rPr>
-          <w:rStyle w:val="VerbatimChar"/>
-        </w:rPr>
-        <w:t xml:space="preserve">                           ┌──────┴──────┐</w:t>
-      </w:r>
-      <w:r>
-        <w:br/>
-      </w:r>
-      <w:r>
-        <w:rPr>
-          <w:rStyle w:val="VerbatimChar"/>
-        </w:rPr>
-        <w:t xml:space="preserve">                           │             │</w:t>
-      </w:r>
-      <w:r>
-        <w:br/>
-      </w:r>
-      <w:r>
-        <w:rPr>
-          <w:rStyle w:val="VerbatimChar"/>
-        </w:rPr>
-        <w:t xml:space="preserve">                           ▼             ▼</w:t>
-      </w:r>
-      <w:r>
-        <w:br/>
-      </w:r>
-      <w:r>
-        <w:rPr>
-          <w:rStyle w:val="VerbatimChar"/>
-        </w:rPr>
-        <w:t xml:space="preserve">                    ┌───────────┐  ┌──────────────┐</w:t>
-      </w:r>
-      <w:r>
-        <w:br/>
-      </w:r>
-      <w:r>
-        <w:rPr>
-          <w:rStyle w:val="VerbatimChar"/>
-        </w:rPr>
-        <w:t xml:space="preserve">                    │ 손상 없음 │  │ 손상 확인    │</w:t>
-      </w:r>
-      <w:r>
-        <w:br/>
-      </w:r>
-      <w:r>
-        <w:rPr>
-          <w:rStyle w:val="VerbatimChar"/>
-        </w:rPr>
-        <w:t xml:space="preserve">                    │ → 청소 후 │  │ → 부적합     │</w:t>
-      </w:r>
-      <w:r>
-        <w:br/>
-      </w:r>
-      <w:r>
-        <w:rPr>
-          <w:rStyle w:val="VerbatimChar"/>
-        </w:rPr>
-        <w:t xml:space="preserve">                    │   작업    │  │   처리       │</w:t>
-      </w:r>
-      <w:r>
-        <w:br/>
-      </w:r>
-      <w:r>
-        <w:rPr>
-          <w:rStyle w:val="VerbatimChar"/>
-        </w:rPr>
-        <w:t xml:space="preserve">                    │   재개    │  │   (QP-1001)  │</w:t>
-      </w:r>
-      <w:r>
-        <w:br/>
-      </w:r>
-      <w:r>
-        <w:rPr>
-          <w:rStyle w:val="VerbatimChar"/>
-        </w:rPr>
-        <w:t xml:space="preserve">                    └───────────┘  └──────────────┘</w:t>
-      </w:r>
-    </w:p>
+    <w:tbl>
+      <w:tblPr>
+        <w:tblLook w:firstColumn="1" w:firstRow="1" w:lastColumn="0" w:lastRow="0" w:noHBand="0" w:noVBand="1" w:val="04A0"/>
+        <w:tblW w:w="8788" w:type="dxa"/>
+        <w:tblBorders>
+          <w:top w:val="single" w:sz="4" w:color="2E74B5" w:space="0"/>
+          <w:left w:val="single" w:sz="4" w:color="2E74B5" w:space="0"/>
+          <w:bottom w:val="single" w:sz="4" w:color="2E74B5" w:space="0"/>
+          <w:right w:val="single" w:sz="4" w:color="2E74B5" w:space="0"/>
+          <w:insideH w:val="single" w:sz="4" w:color="BDD7EE" w:space="0"/>
+          <w:insideV w:val="single" w:sz="2" w:color="D9D9D9" w:space="0"/>
+        </w:tblBorders>
+      </w:tblPr>
+      <w:tblGrid>
+        <w:gridCol w:w="8788"/>
+      </w:tblGrid>
+      <w:tr>
+        <w:tc>
+          <w:tcPr>
+            <w:tcW w:w="8788" w:type="dxa"/>
+            <w:tcMar>
+              <w:top w:w="80" w:type="dxa"/>
+              <w:left w:w="140" w:type="dxa"/>
+              <w:bottom w:w="80" w:type="dxa"/>
+              <w:right w:w="140" w:type="dxa"/>
+            </w:tcMar>
+          </w:tcPr>
+          <w:p>
+            <w:pPr>
+              <w:spacing w:before="0" w:after="0" w:line="240" w:lineRule="auto"/>
+            </w:pPr>
+            <w:r>
+              <w:rPr>
+                <w:rFonts w:ascii="Courier New" w:hAnsi="Courier New" w:eastAsia="NanumGothicCoding"/>
+                <w:sz w:val="18"/>
+                <w:szCs w:val="18"/>
+              </w:rPr>
+              <w:t xml:space="preserve">┌──────────────────┐</w:t>
+            </w:r>
+          </w:p>
+          <w:p>
+            <w:pPr>
+              <w:spacing w:before="0" w:after="0" w:line="240" w:lineRule="auto"/>
+            </w:pPr>
+            <w:r>
+              <w:rPr>
+                <w:rFonts w:ascii="Courier New" w:hAnsi="Courier New" w:eastAsia="NanumGothicCoding"/>
+                <w:sz w:val="18"/>
+                <w:szCs w:val="18"/>
+              </w:rPr>
+              <w:t xml:space="preserve">│ FOD 발견         │</w:t>
+            </w:r>
+          </w:p>
+          <w:p>
+            <w:pPr>
+              <w:spacing w:before="0" w:after="0" w:line="240" w:lineRule="auto"/>
+            </w:pPr>
+            <w:r>
+              <w:rPr>
+                <w:rFonts w:ascii="Courier New" w:hAnsi="Courier New" w:eastAsia="NanumGothicCoding"/>
+                <w:sz w:val="18"/>
+                <w:szCs w:val="18"/>
+              </w:rPr>
+              <w:t xml:space="preserve">│ (누구든 즉시)    │</w:t>
+            </w:r>
+          </w:p>
+          <w:p>
+            <w:pPr>
+              <w:spacing w:before="0" w:after="0" w:line="240" w:lineRule="auto"/>
+            </w:pPr>
+            <w:r>
+              <w:rPr>
+                <w:rFonts w:ascii="Courier New" w:hAnsi="Courier New" w:eastAsia="NanumGothicCoding"/>
+                <w:sz w:val="18"/>
+                <w:szCs w:val="18"/>
+              </w:rPr>
+              <w:t xml:space="preserve">└────────┬─────────┘</w:t>
+            </w:r>
+          </w:p>
+          <w:p>
+            <w:pPr>
+              <w:spacing w:before="0" w:after="0" w:line="240" w:lineRule="auto"/>
+            </w:pPr>
+            <w:r>
+              <w:rPr>
+                <w:rFonts w:ascii="Courier New" w:hAnsi="Courier New" w:eastAsia="NanumGothicCoding"/>
+                <w:sz w:val="18"/>
+                <w:szCs w:val="18"/>
+              </w:rPr>
+              <w:t xml:space="preserve">         │</w:t>
+            </w:r>
+          </w:p>
+          <w:p>
+            <w:pPr>
+              <w:spacing w:before="0" w:after="0" w:line="240" w:lineRule="auto"/>
+            </w:pPr>
+            <w:r>
+              <w:rPr>
+                <w:rFonts w:ascii="Courier New" w:hAnsi="Courier New" w:eastAsia="NanumGothicCoding"/>
+                <w:sz w:val="18"/>
+                <w:szCs w:val="18"/>
+              </w:rPr>
+              <w:t xml:space="preserve">         ▼</w:t>
+            </w:r>
+          </w:p>
+          <w:p>
+            <w:pPr>
+              <w:spacing w:before="0" w:after="0" w:line="240" w:lineRule="auto"/>
+            </w:pPr>
+            <w:r>
+              <w:rPr>
+                <w:rFonts w:ascii="Courier New" w:hAnsi="Courier New" w:eastAsia="NanumGothicCoding"/>
+                <w:sz w:val="18"/>
+                <w:szCs w:val="18"/>
+              </w:rPr>
+              <w:t xml:space="preserve">┌──────────────────┐</w:t>
+            </w:r>
+          </w:p>
+          <w:p>
+            <w:pPr>
+              <w:spacing w:before="0" w:after="0" w:line="240" w:lineRule="auto"/>
+            </w:pPr>
+            <w:r>
+              <w:rPr>
+                <w:rFonts w:ascii="Courier New" w:hAnsi="Courier New" w:eastAsia="NanumGothicCoding"/>
+                <w:sz w:val="18"/>
+                <w:szCs w:val="18"/>
+              </w:rPr>
+              <w:t xml:space="preserve">│ 작업 즉시 중단   │</w:t>
+            </w:r>
+          </w:p>
+          <w:p>
+            <w:pPr>
+              <w:spacing w:before="0" w:after="0" w:line="240" w:lineRule="auto"/>
+            </w:pPr>
+            <w:r>
+              <w:rPr>
+                <w:rFonts w:ascii="Courier New" w:hAnsi="Courier New" w:eastAsia="NanumGothicCoding"/>
+                <w:sz w:val="18"/>
+                <w:szCs w:val="18"/>
+              </w:rPr>
+              <w:t xml:space="preserve">│ 이물질 수거/보존 │</w:t>
+            </w:r>
+          </w:p>
+          <w:p>
+            <w:pPr>
+              <w:spacing w:before="0" w:after="0" w:line="240" w:lineRule="auto"/>
+            </w:pPr>
+            <w:r>
+              <w:rPr>
+                <w:rFonts w:ascii="Courier New" w:hAnsi="Courier New" w:eastAsia="NanumGothicCoding"/>
+                <w:sz w:val="18"/>
+                <w:szCs w:val="18"/>
+              </w:rPr>
+              <w:t xml:space="preserve">└────────┬─────────┘</w:t>
+            </w:r>
+          </w:p>
+          <w:p>
+            <w:pPr>
+              <w:spacing w:before="0" w:after="0" w:line="240" w:lineRule="auto"/>
+            </w:pPr>
+            <w:r>
+              <w:rPr>
+                <w:rFonts w:ascii="Courier New" w:hAnsi="Courier New" w:eastAsia="NanumGothicCoding"/>
+                <w:sz w:val="18"/>
+                <w:szCs w:val="18"/>
+              </w:rPr>
+              <w:t xml:space="preserve">         │</w:t>
+            </w:r>
+          </w:p>
+          <w:p>
+            <w:pPr>
+              <w:spacing w:before="0" w:after="0" w:line="240" w:lineRule="auto"/>
+            </w:pPr>
+            <w:r>
+              <w:rPr>
+                <w:rFonts w:ascii="Courier New" w:hAnsi="Courier New" w:eastAsia="NanumGothicCoding"/>
+                <w:sz w:val="18"/>
+                <w:szCs w:val="18"/>
+              </w:rPr>
+              <w:t xml:space="preserve">         ▼</w:t>
+            </w:r>
+          </w:p>
+          <w:p>
+            <w:pPr>
+              <w:spacing w:before="0" w:after="0" w:line="240" w:lineRule="auto"/>
+            </w:pPr>
+            <w:r>
+              <w:rPr>
+                <w:rFonts w:ascii="Courier New" w:hAnsi="Courier New" w:eastAsia="NanumGothicCoding"/>
+                <w:sz w:val="18"/>
+                <w:szCs w:val="18"/>
+              </w:rPr>
+              <w:t xml:space="preserve">┌──────────────────┐</w:t>
+            </w:r>
+          </w:p>
+          <w:p>
+            <w:pPr>
+              <w:spacing w:before="0" w:after="0" w:line="240" w:lineRule="auto"/>
+            </w:pPr>
+            <w:r>
+              <w:rPr>
+                <w:rFonts w:ascii="Courier New" w:hAnsi="Courier New" w:eastAsia="NanumGothicCoding"/>
+                <w:sz w:val="18"/>
+                <w:szCs w:val="18"/>
+              </w:rPr>
+              <w:t xml:space="preserve">│ 반장/감독자 보고 │</w:t>
+            </w:r>
+          </w:p>
+          <w:p>
+            <w:pPr>
+              <w:spacing w:before="0" w:after="0" w:line="240" w:lineRule="auto"/>
+            </w:pPr>
+            <w:r>
+              <w:rPr>
+                <w:rFonts w:ascii="Courier New" w:hAnsi="Courier New" w:eastAsia="NanumGothicCoding"/>
+                <w:sz w:val="18"/>
+                <w:szCs w:val="18"/>
+              </w:rPr>
+              <w:t xml:space="preserve">│ (구두 즉시)      │</w:t>
+            </w:r>
+          </w:p>
+          <w:p>
+            <w:pPr>
+              <w:spacing w:before="0" w:after="0" w:line="240" w:lineRule="auto"/>
+            </w:pPr>
+            <w:r>
+              <w:rPr>
+                <w:rFonts w:ascii="Courier New" w:hAnsi="Courier New" w:eastAsia="NanumGothicCoding"/>
+                <w:sz w:val="18"/>
+                <w:szCs w:val="18"/>
+              </w:rPr>
+              <w:t xml:space="preserve">└────────┬─────────┘</w:t>
+            </w:r>
+          </w:p>
+          <w:p>
+            <w:pPr>
+              <w:spacing w:before="0" w:after="0" w:line="240" w:lineRule="auto"/>
+            </w:pPr>
+            <w:r>
+              <w:rPr>
+                <w:rFonts w:ascii="Courier New" w:hAnsi="Courier New" w:eastAsia="NanumGothicCoding"/>
+                <w:sz w:val="18"/>
+                <w:szCs w:val="18"/>
+              </w:rPr>
+              <w:t xml:space="preserve">         │</w:t>
+            </w:r>
+          </w:p>
+          <w:p>
+            <w:pPr>
+              <w:spacing w:before="0" w:after="0" w:line="240" w:lineRule="auto"/>
+            </w:pPr>
+            <w:r>
+              <w:rPr>
+                <w:rFonts w:ascii="Courier New" w:hAnsi="Courier New" w:eastAsia="NanumGothicCoding"/>
+                <w:sz w:val="18"/>
+                <w:szCs w:val="18"/>
+              </w:rPr>
+              <w:t xml:space="preserve">         ▼</w:t>
+            </w:r>
+          </w:p>
+          <w:p>
+            <w:pPr>
+              <w:spacing w:before="0" w:after="0" w:line="240" w:lineRule="auto"/>
+            </w:pPr>
+            <w:r>
+              <w:rPr>
+                <w:rFonts w:ascii="Courier New" w:hAnsi="Courier New" w:eastAsia="NanumGothicCoding"/>
+                <w:sz w:val="18"/>
+                <w:szCs w:val="18"/>
+              </w:rPr>
+              <w:t xml:space="preserve">┌──────────────────┐</w:t>
+            </w:r>
+          </w:p>
+          <w:p>
+            <w:pPr>
+              <w:spacing w:before="0" w:after="0" w:line="240" w:lineRule="auto"/>
+            </w:pPr>
+            <w:r>
+              <w:rPr>
+                <w:rFonts w:ascii="Courier New" w:hAnsi="Courier New" w:eastAsia="NanumGothicCoding"/>
+                <w:sz w:val="18"/>
+                <w:szCs w:val="18"/>
+              </w:rPr>
+              <w:t xml:space="preserve">│ FOD 코디네이터   │</w:t>
+            </w:r>
+          </w:p>
+          <w:p>
+            <w:pPr>
+              <w:spacing w:before="0" w:after="0" w:line="240" w:lineRule="auto"/>
+            </w:pPr>
+            <w:r>
+              <w:rPr>
+                <w:rFonts w:ascii="Courier New" w:hAnsi="Courier New" w:eastAsia="NanumGothicCoding"/>
+                <w:sz w:val="18"/>
+                <w:szCs w:val="18"/>
+              </w:rPr>
+              <w:t xml:space="preserve">│ (품질팀장) 통보  │</w:t>
+            </w:r>
+          </w:p>
+          <w:p>
+            <w:pPr>
+              <w:spacing w:before="0" w:after="0" w:line="240" w:lineRule="auto"/>
+            </w:pPr>
+            <w:r>
+              <w:rPr>
+                <w:rFonts w:ascii="Courier New" w:hAnsi="Courier New" w:eastAsia="NanumGothicCoding"/>
+                <w:sz w:val="18"/>
+                <w:szCs w:val="18"/>
+              </w:rPr>
+              <w:t xml:space="preserve">└────────┬─────────┘</w:t>
+            </w:r>
+          </w:p>
+          <w:p>
+            <w:pPr>
+              <w:spacing w:before="0" w:after="0" w:line="240" w:lineRule="auto"/>
+            </w:pPr>
+            <w:r>
+              <w:rPr>
+                <w:rFonts w:ascii="Courier New" w:hAnsi="Courier New" w:eastAsia="NanumGothicCoding"/>
+                <w:sz w:val="18"/>
+                <w:szCs w:val="18"/>
+              </w:rPr>
+              <w:t xml:space="preserve">         │</w:t>
+            </w:r>
+          </w:p>
+          <w:p>
+            <w:pPr>
+              <w:spacing w:before="0" w:after="0" w:line="240" w:lineRule="auto"/>
+            </w:pPr>
+            <w:r>
+              <w:rPr>
+                <w:rFonts w:ascii="Courier New" w:hAnsi="Courier New" w:eastAsia="NanumGothicCoding"/>
+                <w:sz w:val="18"/>
+                <w:szCs w:val="18"/>
+              </w:rPr>
+              <w:t xml:space="preserve">         ▼</w:t>
+            </w:r>
+          </w:p>
+          <w:p>
+            <w:pPr>
+              <w:spacing w:before="0" w:after="0" w:line="240" w:lineRule="auto"/>
+            </w:pPr>
+            <w:r>
+              <w:rPr>
+                <w:rFonts w:ascii="Courier New" w:hAnsi="Courier New" w:eastAsia="NanumGothicCoding"/>
+                <w:sz w:val="18"/>
+                <w:szCs w:val="18"/>
+              </w:rPr>
+              <w:t xml:space="preserve">┌──────────────────┐     ┌──────────────────┐</w:t>
+            </w:r>
+          </w:p>
+          <w:p>
+            <w:pPr>
+              <w:spacing w:before="0" w:after="0" w:line="240" w:lineRule="auto"/>
+            </w:pPr>
+            <w:r>
+              <w:rPr>
+                <w:rFonts w:ascii="Courier New" w:hAnsi="Courier New" w:eastAsia="NanumGothicCoding"/>
+                <w:sz w:val="18"/>
+                <w:szCs w:val="18"/>
+              </w:rPr>
+              <w:t xml:space="preserve">│ FOD 검사 기록서  │     │ 제품 영향 평가   │</w:t>
+            </w:r>
+          </w:p>
+          <w:p>
+            <w:pPr>
+              <w:spacing w:before="0" w:after="0" w:line="240" w:lineRule="auto"/>
+            </w:pPr>
+            <w:r>
+              <w:rPr>
+                <w:rFonts w:ascii="Courier New" w:hAnsi="Courier New" w:eastAsia="NanumGothicCoding"/>
+                <w:sz w:val="18"/>
+                <w:szCs w:val="18"/>
+              </w:rPr>
+              <w:t xml:space="preserve">│ (F-816-01) 작성  │────→│ 손상 여부 확인   │</w:t>
+            </w:r>
+          </w:p>
+          <w:p>
+            <w:pPr>
+              <w:spacing w:before="0" w:after="0" w:line="240" w:lineRule="auto"/>
+            </w:pPr>
+            <w:r>
+              <w:rPr>
+                <w:rFonts w:ascii="Courier New" w:hAnsi="Courier New" w:eastAsia="NanumGothicCoding"/>
+                <w:sz w:val="18"/>
+                <w:szCs w:val="18"/>
+              </w:rPr>
+              <w:t xml:space="preserve">└──────────────────┘     └────────┬─────────┘</w:t>
+            </w:r>
+          </w:p>
+          <w:p>
+            <w:pPr>
+              <w:spacing w:before="0" w:after="0" w:line="240" w:lineRule="auto"/>
+            </w:pPr>
+            <w:r>
+              <w:rPr>
+                <w:rFonts w:ascii="Courier New" w:hAnsi="Courier New" w:eastAsia="NanumGothicCoding"/>
+                <w:sz w:val="18"/>
+                <w:szCs w:val="18"/>
+              </w:rPr>
+              <w:t xml:space="preserve">                                  │</w:t>
+            </w:r>
+          </w:p>
+          <w:p>
+            <w:pPr>
+              <w:spacing w:before="0" w:after="0" w:line="240" w:lineRule="auto"/>
+            </w:pPr>
+            <w:r>
+              <w:rPr>
+                <w:rFonts w:ascii="Courier New" w:hAnsi="Courier New" w:eastAsia="NanumGothicCoding"/>
+                <w:sz w:val="18"/>
+                <w:szCs w:val="18"/>
+              </w:rPr>
+              <w:t xml:space="preserve">                           ┌──────┴──────┐</w:t>
+            </w:r>
+          </w:p>
+          <w:p>
+            <w:pPr>
+              <w:spacing w:before="0" w:after="0" w:line="240" w:lineRule="auto"/>
+            </w:pPr>
+            <w:r>
+              <w:rPr>
+                <w:rFonts w:ascii="Courier New" w:hAnsi="Courier New" w:eastAsia="NanumGothicCoding"/>
+                <w:sz w:val="18"/>
+                <w:szCs w:val="18"/>
+              </w:rPr>
+              <w:t xml:space="preserve">                           │             │</w:t>
+            </w:r>
+          </w:p>
+          <w:p>
+            <w:pPr>
+              <w:spacing w:before="0" w:after="0" w:line="240" w:lineRule="auto"/>
+            </w:pPr>
+            <w:r>
+              <w:rPr>
+                <w:rFonts w:ascii="Courier New" w:hAnsi="Courier New" w:eastAsia="NanumGothicCoding"/>
+                <w:sz w:val="18"/>
+                <w:szCs w:val="18"/>
+              </w:rPr>
+              <w:t xml:space="preserve">                           ▼             ▼</w:t>
+            </w:r>
+          </w:p>
+          <w:p>
+            <w:pPr>
+              <w:spacing w:before="0" w:after="0" w:line="240" w:lineRule="auto"/>
+            </w:pPr>
+            <w:r>
+              <w:rPr>
+                <w:rFonts w:ascii="Courier New" w:hAnsi="Courier New" w:eastAsia="NanumGothicCoding"/>
+                <w:sz w:val="18"/>
+                <w:szCs w:val="18"/>
+              </w:rPr>
+              <w:t xml:space="preserve">                    ┌───────────┐  ┌──────────────┐</w:t>
+            </w:r>
+          </w:p>
+          <w:p>
+            <w:pPr>
+              <w:spacing w:before="0" w:after="0" w:line="240" w:lineRule="auto"/>
+            </w:pPr>
+            <w:r>
+              <w:rPr>
+                <w:rFonts w:ascii="Courier New" w:hAnsi="Courier New" w:eastAsia="NanumGothicCoding"/>
+                <w:sz w:val="18"/>
+                <w:szCs w:val="18"/>
+              </w:rPr>
+              <w:t xml:space="preserve">                    │ 손상 없음 │  │ 손상 확인    │</w:t>
+            </w:r>
+          </w:p>
+          <w:p>
+            <w:pPr>
+              <w:spacing w:before="0" w:after="0" w:line="240" w:lineRule="auto"/>
+            </w:pPr>
+            <w:r>
+              <w:rPr>
+                <w:rFonts w:ascii="Courier New" w:hAnsi="Courier New" w:eastAsia="NanumGothicCoding"/>
+                <w:sz w:val="18"/>
+                <w:szCs w:val="18"/>
+              </w:rPr>
+              <w:t xml:space="preserve">                    │ → 청소 후 │  │ → 부적합     │</w:t>
+            </w:r>
+          </w:p>
+          <w:p>
+            <w:pPr>
+              <w:spacing w:before="0" w:after="0" w:line="240" w:lineRule="auto"/>
+            </w:pPr>
+            <w:r>
+              <w:rPr>
+                <w:rFonts w:ascii="Courier New" w:hAnsi="Courier New" w:eastAsia="NanumGothicCoding"/>
+                <w:sz w:val="18"/>
+                <w:szCs w:val="18"/>
+              </w:rPr>
+              <w:t xml:space="preserve">                    │   작업    │  │   처리       │</w:t>
+            </w:r>
+          </w:p>
+          <w:p>
+            <w:pPr>
+              <w:spacing w:before="0" w:after="0" w:line="240" w:lineRule="auto"/>
+            </w:pPr>
+            <w:r>
+              <w:rPr>
+                <w:rFonts w:ascii="Courier New" w:hAnsi="Courier New" w:eastAsia="NanumGothicCoding"/>
+                <w:sz w:val="18"/>
+                <w:szCs w:val="18"/>
+              </w:rPr>
+              <w:t xml:space="preserve">                    │   재개    │  │   (QP-1001)  │</w:t>
+            </w:r>
+          </w:p>
+          <w:p>
+            <w:pPr>
+              <w:spacing w:before="0" w:after="0" w:line="240" w:lineRule="auto"/>
+            </w:pPr>
+            <w:r>
+              <w:rPr>
+                <w:rFonts w:ascii="Courier New" w:hAnsi="Courier New" w:eastAsia="NanumGothicCoding"/>
+                <w:sz w:val="18"/>
+                <w:szCs w:val="18"/>
+              </w:rPr>
+              <w:t xml:space="preserve">                    └───────────┘  └──────────────┘</w:t>
+            </w:r>
+          </w:p>
+        </w:tc>
+      </w:tr>
+    </w:tbl>
     <w:bookmarkEnd w:id="43"/>
     <w:bookmarkEnd w:id="44"/>
     <w:bookmarkStart w:id="49" w:name="fod-교육인식"/>
@@ -7794,7 +7963,7 @@
         </w:trPr>
         <w:tc>
           <w:tcPr>
-            <w:tcW w:w="2460" w:type="dxa"/>
+            <w:tcW w:w="1618" w:type="dxa"/>
             <w:tcMar>
               <w:top w:w="60" w:type="dxa"/>
               <w:left w:w="120" w:type="dxa"/>
@@ -7815,7 +7984,7 @@
         </w:tc>
         <w:tc>
           <w:tcPr>
-            <w:tcW w:w="6328" w:type="dxa"/>
+            <w:tcW w:w="7170" w:type="dxa"/>
             <w:tcMar>
               <w:top w:w="60" w:type="dxa"/>
               <w:left w:w="120" w:type="dxa"/>
@@ -7837,9 +8006,7 @@
       </w:tr>
       <w:tr>
         <w:tc>
-          <w:tcPr>
-            <w:tcW w:w="2460" w:type="dxa"/>
-          </w:tcPr>
+          <w:tcPr/>
           <w:p>
             <w:pPr>
               <w:pStyle w:val="Compact"/>
@@ -7851,7 +8018,7 @@
         </w:tc>
         <w:tc>
           <w:tcPr>
-            <w:tcW w:w="6328" w:type="dxa"/>
+            <w:tcW w:w="7170" w:type="dxa"/>
             <w:tcMar>
               <w:top w:w="60" w:type="dxa"/>
               <w:left w:w="120" w:type="dxa"/>
@@ -7884,6 +8051,7 @@
         </w:tc>
         <w:tc>
           <w:tcPr>
+            <w:tcW w:w="7170" w:type="dxa"/>
             <w:tcMar>
               <w:top w:w="60" w:type="dxa"/>
               <w:left w:w="120" w:type="dxa"/>
@@ -7915,9 +8083,7 @@
           </w:p>
         </w:tc>
         <w:tc>
-          <w:tcPr>
-            <w:tcW w:w="6328" w:type="dxa"/>
-          </w:tcPr>
+          <w:tcPr/>
           <w:p>
             <w:pPr>
               <w:pStyle w:val="Compact"/>
@@ -7930,19 +8096,10 @@
       </w:tr>
       <w:tr>
         <w:tc>
-          <w:tcPr>
-            <w:tcW w:w="2460" w:type="dxa"/>
-            <w:tcMar>
-              <w:top w:w="60" w:type="dxa"/>
-              <w:left w:w="120" w:type="dxa"/>
-              <w:bottom w:w="60" w:type="dxa"/>
-              <w:right w:w="120" w:type="dxa"/>
-            </w:tcMar>
-          </w:tcPr>
-          <w:p>
-            <w:pPr>
-              <w:pStyle w:val="Compact"/>
-              <w:wordWrap w:val="1"/>
+          <w:tcPr/>
+          <w:p>
+            <w:pPr>
+              <w:pStyle w:val="Compact"/>
             </w:pPr>
             <w:r>
               <w:t xml:space="preserve">분석 시한</w:t>
@@ -7951,6 +8108,7 @@
         </w:tc>
         <w:tc>
           <w:tcPr>
+            <w:tcW w:w="7170" w:type="dxa"/>
             <w:tcMar>
               <w:top w:w="60" w:type="dxa"/>
               <w:left w:w="120" w:type="dxa"/>
@@ -8005,7 +8163,7 @@
         </w:trPr>
         <w:tc>
           <w:tcPr>
-            <w:tcW w:w="2460" w:type="dxa"/>
+            <w:tcW w:w="2813" w:type="dxa"/>
             <w:tcMar>
               <w:top w:w="60" w:type="dxa"/>
               <w:left w:w="120" w:type="dxa"/>
@@ -8026,7 +8184,7 @@
         </w:tc>
         <w:tc>
           <w:tcPr>
-            <w:tcW w:w="6328" w:type="dxa"/>
+            <w:tcW w:w="5975" w:type="dxa"/>
             <w:tcMar>
               <w:top w:w="60" w:type="dxa"/>
               <w:left w:w="120" w:type="dxa"/>
@@ -8048,9 +8206,7 @@
       </w:tr>
       <w:tr>
         <w:tc>
-          <w:tcPr>
-            <w:tcW w:w="2460" w:type="dxa"/>
-          </w:tcPr>
+          <w:tcPr/>
           <w:p>
             <w:pPr>
               <w:pStyle w:val="Compact"/>
@@ -8062,7 +8218,7 @@
         </w:tc>
         <w:tc>
           <w:tcPr>
-            <w:tcW w:w="6328" w:type="dxa"/>
+            <w:tcW w:w="5975" w:type="dxa"/>
             <w:tcMar>
               <w:top w:w="60" w:type="dxa"/>
               <w:left w:w="120" w:type="dxa"/>
@@ -8095,6 +8251,7 @@
         </w:tc>
         <w:tc>
           <w:tcPr>
+            <w:tcW w:w="5975" w:type="dxa"/>
             <w:tcMar>
               <w:top w:w="60" w:type="dxa"/>
               <w:left w:w="120" w:type="dxa"/>
@@ -8126,9 +8283,7 @@
           </w:p>
         </w:tc>
         <w:tc>
-          <w:tcPr>
-            <w:tcW w:w="6328" w:type="dxa"/>
-          </w:tcPr>
+          <w:tcPr/>
           <w:p>
             <w:pPr>
               <w:pStyle w:val="Compact"/>
@@ -8141,19 +8296,10 @@
       </w:tr>
       <w:tr>
         <w:tc>
-          <w:tcPr>
-            <w:tcW w:w="2460" w:type="dxa"/>
-            <w:tcMar>
-              <w:top w:w="60" w:type="dxa"/>
-              <w:left w:w="120" w:type="dxa"/>
-              <w:bottom w:w="60" w:type="dxa"/>
-              <w:right w:w="120" w:type="dxa"/>
-            </w:tcMar>
-          </w:tcPr>
-          <w:p>
-            <w:pPr>
-              <w:pStyle w:val="Compact"/>
-              <w:wordWrap w:val="1"/>
+          <w:tcPr/>
+          <w:p>
+            <w:pPr>
+              <w:pStyle w:val="Compact"/>
             </w:pPr>
             <w:r>
               <w:t xml:space="preserve">시정조치 실행</w:t>
@@ -8161,10 +8307,19 @@
           </w:p>
         </w:tc>
         <w:tc>
-          <w:tcPr/>
-          <w:p>
-            <w:pPr>
-              <w:pStyle w:val="Compact"/>
+          <w:tcPr>
+            <w:tcW w:w="5975" w:type="dxa"/>
+            <w:tcMar>
+              <w:top w:w="60" w:type="dxa"/>
+              <w:left w:w="120" w:type="dxa"/>
+              <w:bottom w:w="60" w:type="dxa"/>
+              <w:right w:w="120" w:type="dxa"/>
+            </w:tcMar>
+          </w:tcPr>
+          <w:p>
+            <w:pPr>
+              <w:pStyle w:val="Compact"/>
+              <w:wordWrap w:val="1"/>
             </w:pPr>
             <w:r>
               <w:t xml:space="preserve">계획에 따른 조치 실행</w:t>
@@ -8174,18 +8329,10 @@
       </w:tr>
       <w:tr>
         <w:tc>
-          <w:tcPr>
-            <w:tcMar>
-              <w:top w:w="60" w:type="dxa"/>
-              <w:left w:w="120" w:type="dxa"/>
-              <w:bottom w:w="60" w:type="dxa"/>
-              <w:right w:w="120" w:type="dxa"/>
-            </w:tcMar>
-          </w:tcPr>
-          <w:p>
-            <w:pPr>
-              <w:pStyle w:val="Compact"/>
-              <w:wordWrap w:val="1"/>
+          <w:tcPr/>
+          <w:p>
+            <w:pPr>
+              <w:pStyle w:val="Compact"/>
             </w:pPr>
             <w:r>
               <w:t xml:space="preserve">유효성 검증</w:t>
@@ -8193,18 +8340,10 @@
           </w:p>
         </w:tc>
         <w:tc>
-          <w:tcPr>
-            <w:tcMar>
-              <w:top w:w="60" w:type="dxa"/>
-              <w:left w:w="120" w:type="dxa"/>
-              <w:bottom w:w="60" w:type="dxa"/>
-              <w:right w:w="120" w:type="dxa"/>
-            </w:tcMar>
-          </w:tcPr>
-          <w:p>
-            <w:pPr>
-              <w:pStyle w:val="Compact"/>
-              <w:wordWrap w:val="1"/>
+          <w:tcPr/>
+          <w:p>
+            <w:pPr>
+              <w:pStyle w:val="Compact"/>
             </w:pPr>
             <w:r>
               <w:t xml:space="preserve">조치 완료 후 재발 여부 모니터링 (최소 3개월)</w:t>
@@ -8223,431 +8362,647 @@
         <w:t xml:space="preserve">11.4 FOD 대응 프로세스 흐름도</w:t>
       </w:r>
     </w:p>
-    <w:p>
-      <w:pPr>
-        <w:pStyle w:val="SourceCode"/>
-      </w:pPr>
-      <w:r>
-        <w:rPr>
-          <w:rStyle w:val="VerbatimChar"/>
-        </w:rPr>
-        <w:t xml:space="preserve">┌──────────────┐     ┌──────────────┐     ┌──────────────┐</w:t>
-      </w:r>
-      <w:r>
-        <w:br/>
-      </w:r>
-      <w:r>
-        <w:rPr>
-          <w:rStyle w:val="VerbatimChar"/>
-        </w:rPr>
-        <w:t xml:space="preserve">│  1. FOD 발견 │     │  2. 즉시     │     │  3. 보고     │</w:t>
-      </w:r>
-      <w:r>
-        <w:br/>
-      </w:r>
-      <w:r>
-        <w:rPr>
-          <w:rStyle w:val="VerbatimChar"/>
-        </w:rPr>
-        <w:t xml:space="preserve">│  작업 중단   │────→│  격리/보존   │────→│  (반장→품질) │</w:t>
-      </w:r>
-      <w:r>
-        <w:br/>
-      </w:r>
-      <w:r>
-        <w:rPr>
-          <w:rStyle w:val="VerbatimChar"/>
-        </w:rPr>
-        <w:t xml:space="preserve">└──────────────┘     └──────────────┘     └──────────────┘</w:t>
-      </w:r>
-      <w:r>
-        <w:br/>
-      </w:r>
-      <w:r>
-        <w:rPr>
-          <w:rStyle w:val="VerbatimChar"/>
-        </w:rPr>
-        <w:t xml:space="preserve">                                                │</w:t>
-      </w:r>
-      <w:r>
-        <w:br/>
-      </w:r>
-      <w:r>
-        <w:rPr>
-          <w:rStyle w:val="VerbatimChar"/>
-        </w:rPr>
-        <w:t xml:space="preserve">                          ┌─────────────────────┘</w:t>
-      </w:r>
-      <w:r>
-        <w:br/>
-      </w:r>
-      <w:r>
-        <w:rPr>
-          <w:rStyle w:val="VerbatimChar"/>
-        </w:rPr>
-        <w:t xml:space="preserve">                          ▼</w:t>
-      </w:r>
-      <w:r>
-        <w:br/>
-      </w:r>
-      <w:r>
-        <w:rPr>
-          <w:rStyle w:val="VerbatimChar"/>
-        </w:rPr>
-        <w:t xml:space="preserve">                   ┌──────────────┐</w:t>
-      </w:r>
-      <w:r>
-        <w:br/>
-      </w:r>
-      <w:r>
-        <w:rPr>
-          <w:rStyle w:val="VerbatimChar"/>
-        </w:rPr>
-        <w:t xml:space="preserve">                   │  4. 제품     │</w:t>
-      </w:r>
-      <w:r>
-        <w:br/>
-      </w:r>
-      <w:r>
-        <w:rPr>
-          <w:rStyle w:val="VerbatimChar"/>
-        </w:rPr>
-        <w:t xml:space="preserve">                   │  영향 평가   │</w:t>
-      </w:r>
-      <w:r>
-        <w:br/>
-      </w:r>
-      <w:r>
-        <w:rPr>
-          <w:rStyle w:val="VerbatimChar"/>
-        </w:rPr>
-        <w:t xml:space="preserve">                   └──────┬───────┘</w:t>
-      </w:r>
-      <w:r>
-        <w:br/>
-      </w:r>
-      <w:r>
-        <w:rPr>
-          <w:rStyle w:val="VerbatimChar"/>
-        </w:rPr>
-        <w:t xml:space="preserve">                          │</w:t>
-      </w:r>
-      <w:r>
-        <w:br/>
-      </w:r>
-      <w:r>
-        <w:rPr>
-          <w:rStyle w:val="VerbatimChar"/>
-        </w:rPr>
-        <w:t xml:space="preserve">                   ┌──────┴──────┐</w:t>
-      </w:r>
-      <w:r>
-        <w:br/>
-      </w:r>
-      <w:r>
-        <w:rPr>
-          <w:rStyle w:val="VerbatimChar"/>
-        </w:rPr>
-        <w:t xml:space="preserve">                   │             │</w:t>
-      </w:r>
-      <w:r>
-        <w:br/>
-      </w:r>
-      <w:r>
-        <w:rPr>
-          <w:rStyle w:val="VerbatimChar"/>
-        </w:rPr>
-        <w:t xml:space="preserve">                   ▼             ▼</w:t>
-      </w:r>
-      <w:r>
-        <w:br/>
-      </w:r>
-      <w:r>
-        <w:rPr>
-          <w:rStyle w:val="VerbatimChar"/>
-        </w:rPr>
-        <w:t xml:space="preserve">            ┌───────────┐  ┌──────────────┐</w:t>
-      </w:r>
-      <w:r>
-        <w:br/>
-      </w:r>
-      <w:r>
-        <w:rPr>
-          <w:rStyle w:val="VerbatimChar"/>
-        </w:rPr>
-        <w:t xml:space="preserve">            │ 영향 없음 │  │ 영향 있음    │</w:t>
-      </w:r>
-      <w:r>
-        <w:br/>
-      </w:r>
-      <w:r>
-        <w:rPr>
-          <w:rStyle w:val="VerbatimChar"/>
-        </w:rPr>
-        <w:t xml:space="preserve">            │           │  │ → 부적합     │</w:t>
-      </w:r>
-      <w:r>
-        <w:br/>
-      </w:r>
-      <w:r>
-        <w:rPr>
-          <w:rStyle w:val="VerbatimChar"/>
-        </w:rPr>
-        <w:t xml:space="preserve">            │           │  │   처리       │</w:t>
-      </w:r>
-      <w:r>
-        <w:br/>
-      </w:r>
-      <w:r>
-        <w:rPr>
-          <w:rStyle w:val="VerbatimChar"/>
-        </w:rPr>
-        <w:t xml:space="preserve">            └─────┬─────┘  └──────┬───────┘</w:t>
-      </w:r>
-      <w:r>
-        <w:br/>
-      </w:r>
-      <w:r>
-        <w:rPr>
-          <w:rStyle w:val="VerbatimChar"/>
-        </w:rPr>
-        <w:t xml:space="preserve">                  │               │</w:t>
-      </w:r>
-      <w:r>
-        <w:br/>
-      </w:r>
-      <w:r>
-        <w:rPr>
-          <w:rStyle w:val="VerbatimChar"/>
-        </w:rPr>
-        <w:t xml:space="preserve">                  └───────┬───────┘</w:t>
-      </w:r>
-      <w:r>
-        <w:br/>
-      </w:r>
-      <w:r>
-        <w:rPr>
-          <w:rStyle w:val="VerbatimChar"/>
-        </w:rPr>
-        <w:t xml:space="preserve">                          ▼</w:t>
-      </w:r>
-      <w:r>
-        <w:br/>
-      </w:r>
-      <w:r>
-        <w:rPr>
-          <w:rStyle w:val="VerbatimChar"/>
-        </w:rPr>
-        <w:t xml:space="preserve">                   ┌──────────────┐</w:t>
-      </w:r>
-      <w:r>
-        <w:br/>
-      </w:r>
-      <w:r>
-        <w:rPr>
-          <w:rStyle w:val="VerbatimChar"/>
-        </w:rPr>
-        <w:t xml:space="preserve">                   │  5. 원인     │</w:t>
-      </w:r>
-      <w:r>
-        <w:br/>
-      </w:r>
-      <w:r>
-        <w:rPr>
-          <w:rStyle w:val="VerbatimChar"/>
-        </w:rPr>
-        <w:t xml:space="preserve">                   │  분석 (RCA)  │</w:t>
-      </w:r>
-      <w:r>
-        <w:br/>
-      </w:r>
-      <w:r>
-        <w:rPr>
-          <w:rStyle w:val="VerbatimChar"/>
-        </w:rPr>
-        <w:t xml:space="preserve">                   └──────┬───────┘</w:t>
-      </w:r>
-      <w:r>
-        <w:br/>
-      </w:r>
-      <w:r>
-        <w:rPr>
-          <w:rStyle w:val="VerbatimChar"/>
-        </w:rPr>
-        <w:t xml:space="preserve">                          │</w:t>
-      </w:r>
-      <w:r>
-        <w:br/>
-      </w:r>
-      <w:r>
-        <w:rPr>
-          <w:rStyle w:val="VerbatimChar"/>
-        </w:rPr>
-        <w:t xml:space="preserve">                          ▼</w:t>
-      </w:r>
-      <w:r>
-        <w:br/>
-      </w:r>
-      <w:r>
-        <w:rPr>
-          <w:rStyle w:val="VerbatimChar"/>
-        </w:rPr>
-        <w:t xml:space="preserve">                   ┌──────────────┐</w:t>
-      </w:r>
-      <w:r>
-        <w:br/>
-      </w:r>
-      <w:r>
-        <w:rPr>
-          <w:rStyle w:val="VerbatimChar"/>
-        </w:rPr>
-        <w:t xml:space="preserve">                   │  6. 시정조치 │</w:t>
-      </w:r>
-      <w:r>
-        <w:br/>
-      </w:r>
-      <w:r>
-        <w:rPr>
-          <w:rStyle w:val="VerbatimChar"/>
-        </w:rPr>
-        <w:t xml:space="preserve">                   │  수립/실행   │</w:t>
-      </w:r>
-      <w:r>
-        <w:br/>
-      </w:r>
-      <w:r>
-        <w:rPr>
-          <w:rStyle w:val="VerbatimChar"/>
-        </w:rPr>
-        <w:t xml:space="preserve">                   │  (QP-1001)  │</w:t>
-      </w:r>
-      <w:r>
-        <w:br/>
-      </w:r>
-      <w:r>
-        <w:rPr>
-          <w:rStyle w:val="VerbatimChar"/>
-        </w:rPr>
-        <w:t xml:space="preserve">                   └──────┬───────┘</w:t>
-      </w:r>
-      <w:r>
-        <w:br/>
-      </w:r>
-      <w:r>
-        <w:rPr>
-          <w:rStyle w:val="VerbatimChar"/>
-        </w:rPr>
-        <w:t xml:space="preserve">                          │</w:t>
-      </w:r>
-      <w:r>
-        <w:br/>
-      </w:r>
-      <w:r>
-        <w:rPr>
-          <w:rStyle w:val="VerbatimChar"/>
-        </w:rPr>
-        <w:t xml:space="preserve">                          ▼</w:t>
-      </w:r>
-      <w:r>
-        <w:br/>
-      </w:r>
-      <w:r>
-        <w:rPr>
-          <w:rStyle w:val="VerbatimChar"/>
-        </w:rPr>
-        <w:t xml:space="preserve">                   ┌──────────────┐</w:t>
-      </w:r>
-      <w:r>
-        <w:br/>
-      </w:r>
-      <w:r>
-        <w:rPr>
-          <w:rStyle w:val="VerbatimChar"/>
-        </w:rPr>
-        <w:t xml:space="preserve">                   │  7. 유효성   │</w:t>
-      </w:r>
-      <w:r>
-        <w:br/>
-      </w:r>
-      <w:r>
-        <w:rPr>
-          <w:rStyle w:val="VerbatimChar"/>
-        </w:rPr>
-        <w:t xml:space="preserve">                   │  검증        │</w:t>
-      </w:r>
-      <w:r>
-        <w:br/>
-      </w:r>
-      <w:r>
-        <w:rPr>
-          <w:rStyle w:val="VerbatimChar"/>
-        </w:rPr>
-        <w:t xml:space="preserve">                   │  (3개월)     │</w:t>
-      </w:r>
-      <w:r>
-        <w:br/>
-      </w:r>
-      <w:r>
-        <w:rPr>
-          <w:rStyle w:val="VerbatimChar"/>
-        </w:rPr>
-        <w:t xml:space="preserve">                   └──────┬───────┘</w:t>
-      </w:r>
-      <w:r>
-        <w:br/>
-      </w:r>
-      <w:r>
-        <w:rPr>
-          <w:rStyle w:val="VerbatimChar"/>
-        </w:rPr>
-        <w:t xml:space="preserve">                          │</w:t>
-      </w:r>
-      <w:r>
-        <w:br/>
-      </w:r>
-      <w:r>
-        <w:rPr>
-          <w:rStyle w:val="VerbatimChar"/>
-        </w:rPr>
-        <w:t xml:space="preserve">                          ▼</w:t>
-      </w:r>
-      <w:r>
-        <w:br/>
-      </w:r>
-      <w:r>
-        <w:rPr>
-          <w:rStyle w:val="VerbatimChar"/>
-        </w:rPr>
-        <w:t xml:space="preserve">                   ┌──────────────┐</w:t>
-      </w:r>
-      <w:r>
-        <w:br/>
-      </w:r>
-      <w:r>
-        <w:rPr>
-          <w:rStyle w:val="VerbatimChar"/>
-        </w:rPr>
-        <w:t xml:space="preserve">                   │  8. 종결     │</w:t>
-      </w:r>
-      <w:r>
-        <w:br/>
-      </w:r>
-      <w:r>
-        <w:rPr>
-          <w:rStyle w:val="VerbatimChar"/>
-        </w:rPr>
-        <w:t xml:space="preserve">                   │  기록 보관   │</w:t>
-      </w:r>
-      <w:r>
-        <w:br/>
-      </w:r>
-      <w:r>
-        <w:rPr>
-          <w:rStyle w:val="VerbatimChar"/>
-        </w:rPr>
-        <w:t xml:space="preserve">                   └──────────────┘</w:t>
-      </w:r>
-    </w:p>
+    <w:tbl>
+      <w:tblPr>
+        <w:tblLook w:firstColumn="1" w:firstRow="1" w:lastColumn="0" w:lastRow="0" w:noHBand="0" w:noVBand="1" w:val="04A0"/>
+        <w:tblW w:w="8788" w:type="dxa"/>
+        <w:tblBorders>
+          <w:top w:val="single" w:sz="4" w:color="2E74B5" w:space="0"/>
+          <w:left w:val="single" w:sz="4" w:color="2E74B5" w:space="0"/>
+          <w:bottom w:val="single" w:sz="4" w:color="2E74B5" w:space="0"/>
+          <w:right w:val="single" w:sz="4" w:color="2E74B5" w:space="0"/>
+          <w:insideH w:val="single" w:sz="4" w:color="BDD7EE" w:space="0"/>
+          <w:insideV w:val="single" w:sz="2" w:color="D9D9D9" w:space="0"/>
+        </w:tblBorders>
+      </w:tblPr>
+      <w:tblGrid>
+        <w:gridCol w:w="8788"/>
+      </w:tblGrid>
+      <w:tr>
+        <w:tc>
+          <w:tcPr>
+            <w:tcW w:w="8788" w:type="dxa"/>
+            <w:tcMar>
+              <w:top w:w="80" w:type="dxa"/>
+              <w:left w:w="140" w:type="dxa"/>
+              <w:bottom w:w="80" w:type="dxa"/>
+              <w:right w:w="140" w:type="dxa"/>
+            </w:tcMar>
+          </w:tcPr>
+          <w:p>
+            <w:pPr>
+              <w:spacing w:before="0" w:after="0" w:line="240" w:lineRule="auto"/>
+            </w:pPr>
+            <w:r>
+              <w:rPr>
+                <w:rFonts w:ascii="Courier New" w:hAnsi="Courier New" w:eastAsia="NanumGothicCoding"/>
+                <w:sz w:val="18"/>
+                <w:szCs w:val="18"/>
+              </w:rPr>
+              <w:t xml:space="preserve">┌──────────────┐     ┌──────────────┐     ┌──────────────┐</w:t>
+            </w:r>
+          </w:p>
+          <w:p>
+            <w:pPr>
+              <w:spacing w:before="0" w:after="0" w:line="240" w:lineRule="auto"/>
+            </w:pPr>
+            <w:r>
+              <w:rPr>
+                <w:rFonts w:ascii="Courier New" w:hAnsi="Courier New" w:eastAsia="NanumGothicCoding"/>
+                <w:sz w:val="18"/>
+                <w:szCs w:val="18"/>
+              </w:rPr>
+              <w:t xml:space="preserve">│  1. FOD 발견 │     │  2. 즉시     │     │  3. 보고     │</w:t>
+            </w:r>
+          </w:p>
+          <w:p>
+            <w:pPr>
+              <w:spacing w:before="0" w:after="0" w:line="240" w:lineRule="auto"/>
+            </w:pPr>
+            <w:r>
+              <w:rPr>
+                <w:rFonts w:ascii="Courier New" w:hAnsi="Courier New" w:eastAsia="NanumGothicCoding"/>
+                <w:sz w:val="18"/>
+                <w:szCs w:val="18"/>
+              </w:rPr>
+              <w:t xml:space="preserve">│  작업 중단   │────→│  격리/보존   │────→│  (반장→품질) │</w:t>
+            </w:r>
+          </w:p>
+          <w:p>
+            <w:pPr>
+              <w:spacing w:before="0" w:after="0" w:line="240" w:lineRule="auto"/>
+            </w:pPr>
+            <w:r>
+              <w:rPr>
+                <w:rFonts w:ascii="Courier New" w:hAnsi="Courier New" w:eastAsia="NanumGothicCoding"/>
+                <w:sz w:val="18"/>
+                <w:szCs w:val="18"/>
+              </w:rPr>
+              <w:t xml:space="preserve">└──────────────┘     └──────────────┘     └──────────────┘</w:t>
+            </w:r>
+          </w:p>
+          <w:p>
+            <w:pPr>
+              <w:spacing w:before="0" w:after="0" w:line="240" w:lineRule="auto"/>
+            </w:pPr>
+            <w:r>
+              <w:rPr>
+                <w:rFonts w:ascii="Courier New" w:hAnsi="Courier New" w:eastAsia="NanumGothicCoding"/>
+                <w:sz w:val="18"/>
+                <w:szCs w:val="18"/>
+              </w:rPr>
+              <w:t xml:space="preserve">                                                │</w:t>
+            </w:r>
+          </w:p>
+          <w:p>
+            <w:pPr>
+              <w:spacing w:before="0" w:after="0" w:line="240" w:lineRule="auto"/>
+            </w:pPr>
+            <w:r>
+              <w:rPr>
+                <w:rFonts w:ascii="Courier New" w:hAnsi="Courier New" w:eastAsia="NanumGothicCoding"/>
+                <w:sz w:val="18"/>
+                <w:szCs w:val="18"/>
+              </w:rPr>
+              <w:t xml:space="preserve">                          ┌─────────────────────┘</w:t>
+            </w:r>
+          </w:p>
+          <w:p>
+            <w:pPr>
+              <w:spacing w:before="0" w:after="0" w:line="240" w:lineRule="auto"/>
+            </w:pPr>
+            <w:r>
+              <w:rPr>
+                <w:rFonts w:ascii="Courier New" w:hAnsi="Courier New" w:eastAsia="NanumGothicCoding"/>
+                <w:sz w:val="18"/>
+                <w:szCs w:val="18"/>
+              </w:rPr>
+              <w:t xml:space="preserve">                          ▼</w:t>
+            </w:r>
+          </w:p>
+          <w:p>
+            <w:pPr>
+              <w:spacing w:before="0" w:after="0" w:line="240" w:lineRule="auto"/>
+            </w:pPr>
+            <w:r>
+              <w:rPr>
+                <w:rFonts w:ascii="Courier New" w:hAnsi="Courier New" w:eastAsia="NanumGothicCoding"/>
+                <w:sz w:val="18"/>
+                <w:szCs w:val="18"/>
+              </w:rPr>
+              <w:t xml:space="preserve">                   ┌──────────────┐</w:t>
+            </w:r>
+          </w:p>
+          <w:p>
+            <w:pPr>
+              <w:spacing w:before="0" w:after="0" w:line="240" w:lineRule="auto"/>
+            </w:pPr>
+            <w:r>
+              <w:rPr>
+                <w:rFonts w:ascii="Courier New" w:hAnsi="Courier New" w:eastAsia="NanumGothicCoding"/>
+                <w:sz w:val="18"/>
+                <w:szCs w:val="18"/>
+              </w:rPr>
+              <w:t xml:space="preserve">                   │  4. 제품     │</w:t>
+            </w:r>
+          </w:p>
+          <w:p>
+            <w:pPr>
+              <w:spacing w:before="0" w:after="0" w:line="240" w:lineRule="auto"/>
+            </w:pPr>
+            <w:r>
+              <w:rPr>
+                <w:rFonts w:ascii="Courier New" w:hAnsi="Courier New" w:eastAsia="NanumGothicCoding"/>
+                <w:sz w:val="18"/>
+                <w:szCs w:val="18"/>
+              </w:rPr>
+              <w:t xml:space="preserve">                   │  영향 평가   │</w:t>
+            </w:r>
+          </w:p>
+          <w:p>
+            <w:pPr>
+              <w:spacing w:before="0" w:after="0" w:line="240" w:lineRule="auto"/>
+            </w:pPr>
+            <w:r>
+              <w:rPr>
+                <w:rFonts w:ascii="Courier New" w:hAnsi="Courier New" w:eastAsia="NanumGothicCoding"/>
+                <w:sz w:val="18"/>
+                <w:szCs w:val="18"/>
+              </w:rPr>
+              <w:t xml:space="preserve">                   └──────┬───────┘</w:t>
+            </w:r>
+          </w:p>
+          <w:p>
+            <w:pPr>
+              <w:spacing w:before="0" w:after="0" w:line="240" w:lineRule="auto"/>
+            </w:pPr>
+            <w:r>
+              <w:rPr>
+                <w:rFonts w:ascii="Courier New" w:hAnsi="Courier New" w:eastAsia="NanumGothicCoding"/>
+                <w:sz w:val="18"/>
+                <w:szCs w:val="18"/>
+              </w:rPr>
+              <w:t xml:space="preserve">                          │</w:t>
+            </w:r>
+          </w:p>
+          <w:p>
+            <w:pPr>
+              <w:spacing w:before="0" w:after="0" w:line="240" w:lineRule="auto"/>
+            </w:pPr>
+            <w:r>
+              <w:rPr>
+                <w:rFonts w:ascii="Courier New" w:hAnsi="Courier New" w:eastAsia="NanumGothicCoding"/>
+                <w:sz w:val="18"/>
+                <w:szCs w:val="18"/>
+              </w:rPr>
+              <w:t xml:space="preserve">                   ┌──────┴──────┐</w:t>
+            </w:r>
+          </w:p>
+          <w:p>
+            <w:pPr>
+              <w:spacing w:before="0" w:after="0" w:line="240" w:lineRule="auto"/>
+            </w:pPr>
+            <w:r>
+              <w:rPr>
+                <w:rFonts w:ascii="Courier New" w:hAnsi="Courier New" w:eastAsia="NanumGothicCoding"/>
+                <w:sz w:val="18"/>
+                <w:szCs w:val="18"/>
+              </w:rPr>
+              <w:t xml:space="preserve">                   │             │</w:t>
+            </w:r>
+          </w:p>
+          <w:p>
+            <w:pPr>
+              <w:spacing w:before="0" w:after="0" w:line="240" w:lineRule="auto"/>
+            </w:pPr>
+            <w:r>
+              <w:rPr>
+                <w:rFonts w:ascii="Courier New" w:hAnsi="Courier New" w:eastAsia="NanumGothicCoding"/>
+                <w:sz w:val="18"/>
+                <w:szCs w:val="18"/>
+              </w:rPr>
+              <w:t xml:space="preserve">                   ▼             ▼</w:t>
+            </w:r>
+          </w:p>
+          <w:p>
+            <w:pPr>
+              <w:spacing w:before="0" w:after="0" w:line="240" w:lineRule="auto"/>
+            </w:pPr>
+            <w:r>
+              <w:rPr>
+                <w:rFonts w:ascii="Courier New" w:hAnsi="Courier New" w:eastAsia="NanumGothicCoding"/>
+                <w:sz w:val="18"/>
+                <w:szCs w:val="18"/>
+              </w:rPr>
+              <w:t xml:space="preserve">            ┌───────────┐  ┌──────────────┐</w:t>
+            </w:r>
+          </w:p>
+          <w:p>
+            <w:pPr>
+              <w:spacing w:before="0" w:after="0" w:line="240" w:lineRule="auto"/>
+            </w:pPr>
+            <w:r>
+              <w:rPr>
+                <w:rFonts w:ascii="Courier New" w:hAnsi="Courier New" w:eastAsia="NanumGothicCoding"/>
+                <w:sz w:val="18"/>
+                <w:szCs w:val="18"/>
+              </w:rPr>
+              <w:t xml:space="preserve">            │ 영향 없음 │  │ 영향 있음    │</w:t>
+            </w:r>
+          </w:p>
+          <w:p>
+            <w:pPr>
+              <w:spacing w:before="0" w:after="0" w:line="240" w:lineRule="auto"/>
+            </w:pPr>
+            <w:r>
+              <w:rPr>
+                <w:rFonts w:ascii="Courier New" w:hAnsi="Courier New" w:eastAsia="NanumGothicCoding"/>
+                <w:sz w:val="18"/>
+                <w:szCs w:val="18"/>
+              </w:rPr>
+              <w:t xml:space="preserve">            │           │  │ → 부적합     │</w:t>
+            </w:r>
+          </w:p>
+          <w:p>
+            <w:pPr>
+              <w:spacing w:before="0" w:after="0" w:line="240" w:lineRule="auto"/>
+            </w:pPr>
+            <w:r>
+              <w:rPr>
+                <w:rFonts w:ascii="Courier New" w:hAnsi="Courier New" w:eastAsia="NanumGothicCoding"/>
+                <w:sz w:val="18"/>
+                <w:szCs w:val="18"/>
+              </w:rPr>
+              <w:t xml:space="preserve">            │           │  │   처리       │</w:t>
+            </w:r>
+          </w:p>
+          <w:p>
+            <w:pPr>
+              <w:spacing w:before="0" w:after="0" w:line="240" w:lineRule="auto"/>
+            </w:pPr>
+            <w:r>
+              <w:rPr>
+                <w:rFonts w:ascii="Courier New" w:hAnsi="Courier New" w:eastAsia="NanumGothicCoding"/>
+                <w:sz w:val="18"/>
+                <w:szCs w:val="18"/>
+              </w:rPr>
+              <w:t xml:space="preserve">            └─────┬─────┘  └──────┬───────┘</w:t>
+            </w:r>
+          </w:p>
+          <w:p>
+            <w:pPr>
+              <w:spacing w:before="0" w:after="0" w:line="240" w:lineRule="auto"/>
+            </w:pPr>
+            <w:r>
+              <w:rPr>
+                <w:rFonts w:ascii="Courier New" w:hAnsi="Courier New" w:eastAsia="NanumGothicCoding"/>
+                <w:sz w:val="18"/>
+                <w:szCs w:val="18"/>
+              </w:rPr>
+              <w:t xml:space="preserve">                  │               │</w:t>
+            </w:r>
+          </w:p>
+          <w:p>
+            <w:pPr>
+              <w:spacing w:before="0" w:after="0" w:line="240" w:lineRule="auto"/>
+            </w:pPr>
+            <w:r>
+              <w:rPr>
+                <w:rFonts w:ascii="Courier New" w:hAnsi="Courier New" w:eastAsia="NanumGothicCoding"/>
+                <w:sz w:val="18"/>
+                <w:szCs w:val="18"/>
+              </w:rPr>
+              <w:t xml:space="preserve">                  └───────┬───────┘</w:t>
+            </w:r>
+          </w:p>
+          <w:p>
+            <w:pPr>
+              <w:spacing w:before="0" w:after="0" w:line="240" w:lineRule="auto"/>
+            </w:pPr>
+            <w:r>
+              <w:rPr>
+                <w:rFonts w:ascii="Courier New" w:hAnsi="Courier New" w:eastAsia="NanumGothicCoding"/>
+                <w:sz w:val="18"/>
+                <w:szCs w:val="18"/>
+              </w:rPr>
+              <w:t xml:space="preserve">                          ▼</w:t>
+            </w:r>
+          </w:p>
+          <w:p>
+            <w:pPr>
+              <w:spacing w:before="0" w:after="0" w:line="240" w:lineRule="auto"/>
+            </w:pPr>
+            <w:r>
+              <w:rPr>
+                <w:rFonts w:ascii="Courier New" w:hAnsi="Courier New" w:eastAsia="NanumGothicCoding"/>
+                <w:sz w:val="18"/>
+                <w:szCs w:val="18"/>
+              </w:rPr>
+              <w:t xml:space="preserve">                   ┌──────────────┐</w:t>
+            </w:r>
+          </w:p>
+          <w:p>
+            <w:pPr>
+              <w:spacing w:before="0" w:after="0" w:line="240" w:lineRule="auto"/>
+            </w:pPr>
+            <w:r>
+              <w:rPr>
+                <w:rFonts w:ascii="Courier New" w:hAnsi="Courier New" w:eastAsia="NanumGothicCoding"/>
+                <w:sz w:val="18"/>
+                <w:szCs w:val="18"/>
+              </w:rPr>
+              <w:t xml:space="preserve">                   │  5. 원인     │</w:t>
+            </w:r>
+          </w:p>
+          <w:p>
+            <w:pPr>
+              <w:spacing w:before="0" w:after="0" w:line="240" w:lineRule="auto"/>
+            </w:pPr>
+            <w:r>
+              <w:rPr>
+                <w:rFonts w:ascii="Courier New" w:hAnsi="Courier New" w:eastAsia="NanumGothicCoding"/>
+                <w:sz w:val="18"/>
+                <w:szCs w:val="18"/>
+              </w:rPr>
+              <w:t xml:space="preserve">                   │  분석 (RCA)  │</w:t>
+            </w:r>
+          </w:p>
+          <w:p>
+            <w:pPr>
+              <w:spacing w:before="0" w:after="0" w:line="240" w:lineRule="auto"/>
+            </w:pPr>
+            <w:r>
+              <w:rPr>
+                <w:rFonts w:ascii="Courier New" w:hAnsi="Courier New" w:eastAsia="NanumGothicCoding"/>
+                <w:sz w:val="18"/>
+                <w:szCs w:val="18"/>
+              </w:rPr>
+              <w:t xml:space="preserve">                   └──────┬───────┘</w:t>
+            </w:r>
+          </w:p>
+          <w:p>
+            <w:pPr>
+              <w:spacing w:before="0" w:after="0" w:line="240" w:lineRule="auto"/>
+            </w:pPr>
+            <w:r>
+              <w:rPr>
+                <w:rFonts w:ascii="Courier New" w:hAnsi="Courier New" w:eastAsia="NanumGothicCoding"/>
+                <w:sz w:val="18"/>
+                <w:szCs w:val="18"/>
+              </w:rPr>
+              <w:t xml:space="preserve">                          │</w:t>
+            </w:r>
+          </w:p>
+          <w:p>
+            <w:pPr>
+              <w:spacing w:before="0" w:after="0" w:line="240" w:lineRule="auto"/>
+            </w:pPr>
+            <w:r>
+              <w:rPr>
+                <w:rFonts w:ascii="Courier New" w:hAnsi="Courier New" w:eastAsia="NanumGothicCoding"/>
+                <w:sz w:val="18"/>
+                <w:szCs w:val="18"/>
+              </w:rPr>
+              <w:t xml:space="preserve">                          ▼</w:t>
+            </w:r>
+          </w:p>
+          <w:p>
+            <w:pPr>
+              <w:spacing w:before="0" w:after="0" w:line="240" w:lineRule="auto"/>
+            </w:pPr>
+            <w:r>
+              <w:rPr>
+                <w:rFonts w:ascii="Courier New" w:hAnsi="Courier New" w:eastAsia="NanumGothicCoding"/>
+                <w:sz w:val="18"/>
+                <w:szCs w:val="18"/>
+              </w:rPr>
+              <w:t xml:space="preserve">                   ┌──────────────┐</w:t>
+            </w:r>
+          </w:p>
+          <w:p>
+            <w:pPr>
+              <w:spacing w:before="0" w:after="0" w:line="240" w:lineRule="auto"/>
+            </w:pPr>
+            <w:r>
+              <w:rPr>
+                <w:rFonts w:ascii="Courier New" w:hAnsi="Courier New" w:eastAsia="NanumGothicCoding"/>
+                <w:sz w:val="18"/>
+                <w:szCs w:val="18"/>
+              </w:rPr>
+              <w:t xml:space="preserve">                   │  6. 시정조치 │</w:t>
+            </w:r>
+          </w:p>
+          <w:p>
+            <w:pPr>
+              <w:spacing w:before="0" w:after="0" w:line="240" w:lineRule="auto"/>
+            </w:pPr>
+            <w:r>
+              <w:rPr>
+                <w:rFonts w:ascii="Courier New" w:hAnsi="Courier New" w:eastAsia="NanumGothicCoding"/>
+                <w:sz w:val="18"/>
+                <w:szCs w:val="18"/>
+              </w:rPr>
+              <w:t xml:space="preserve">                   │  수립/실행   │</w:t>
+            </w:r>
+          </w:p>
+          <w:p>
+            <w:pPr>
+              <w:spacing w:before="0" w:after="0" w:line="240" w:lineRule="auto"/>
+            </w:pPr>
+            <w:r>
+              <w:rPr>
+                <w:rFonts w:ascii="Courier New" w:hAnsi="Courier New" w:eastAsia="NanumGothicCoding"/>
+                <w:sz w:val="18"/>
+                <w:szCs w:val="18"/>
+              </w:rPr>
+              <w:t xml:space="preserve">                   │  (QP-1001)  │</w:t>
+            </w:r>
+          </w:p>
+          <w:p>
+            <w:pPr>
+              <w:spacing w:before="0" w:after="0" w:line="240" w:lineRule="auto"/>
+            </w:pPr>
+            <w:r>
+              <w:rPr>
+                <w:rFonts w:ascii="Courier New" w:hAnsi="Courier New" w:eastAsia="NanumGothicCoding"/>
+                <w:sz w:val="18"/>
+                <w:szCs w:val="18"/>
+              </w:rPr>
+              <w:t xml:space="preserve">                   └──────┬───────┘</w:t>
+            </w:r>
+          </w:p>
+          <w:p>
+            <w:pPr>
+              <w:spacing w:before="0" w:after="0" w:line="240" w:lineRule="auto"/>
+            </w:pPr>
+            <w:r>
+              <w:rPr>
+                <w:rFonts w:ascii="Courier New" w:hAnsi="Courier New" w:eastAsia="NanumGothicCoding"/>
+                <w:sz w:val="18"/>
+                <w:szCs w:val="18"/>
+              </w:rPr>
+              <w:t xml:space="preserve">                          │</w:t>
+            </w:r>
+          </w:p>
+          <w:p>
+            <w:pPr>
+              <w:spacing w:before="0" w:after="0" w:line="240" w:lineRule="auto"/>
+            </w:pPr>
+            <w:r>
+              <w:rPr>
+                <w:rFonts w:ascii="Courier New" w:hAnsi="Courier New" w:eastAsia="NanumGothicCoding"/>
+                <w:sz w:val="18"/>
+                <w:szCs w:val="18"/>
+              </w:rPr>
+              <w:t xml:space="preserve">                          ▼</w:t>
+            </w:r>
+          </w:p>
+          <w:p>
+            <w:pPr>
+              <w:spacing w:before="0" w:after="0" w:line="240" w:lineRule="auto"/>
+            </w:pPr>
+            <w:r>
+              <w:rPr>
+                <w:rFonts w:ascii="Courier New" w:hAnsi="Courier New" w:eastAsia="NanumGothicCoding"/>
+                <w:sz w:val="18"/>
+                <w:szCs w:val="18"/>
+              </w:rPr>
+              <w:t xml:space="preserve">                   ┌──────────────┐</w:t>
+            </w:r>
+          </w:p>
+          <w:p>
+            <w:pPr>
+              <w:spacing w:before="0" w:after="0" w:line="240" w:lineRule="auto"/>
+            </w:pPr>
+            <w:r>
+              <w:rPr>
+                <w:rFonts w:ascii="Courier New" w:hAnsi="Courier New" w:eastAsia="NanumGothicCoding"/>
+                <w:sz w:val="18"/>
+                <w:szCs w:val="18"/>
+              </w:rPr>
+              <w:t xml:space="preserve">                   │  7. 유효성   │</w:t>
+            </w:r>
+          </w:p>
+          <w:p>
+            <w:pPr>
+              <w:spacing w:before="0" w:after="0" w:line="240" w:lineRule="auto"/>
+            </w:pPr>
+            <w:r>
+              <w:rPr>
+                <w:rFonts w:ascii="Courier New" w:hAnsi="Courier New" w:eastAsia="NanumGothicCoding"/>
+                <w:sz w:val="18"/>
+                <w:szCs w:val="18"/>
+              </w:rPr>
+              <w:t xml:space="preserve">                   │  검증        │</w:t>
+            </w:r>
+          </w:p>
+          <w:p>
+            <w:pPr>
+              <w:spacing w:before="0" w:after="0" w:line="240" w:lineRule="auto"/>
+            </w:pPr>
+            <w:r>
+              <w:rPr>
+                <w:rFonts w:ascii="Courier New" w:hAnsi="Courier New" w:eastAsia="NanumGothicCoding"/>
+                <w:sz w:val="18"/>
+                <w:szCs w:val="18"/>
+              </w:rPr>
+              <w:t xml:space="preserve">                   │  (3개월)     │</w:t>
+            </w:r>
+          </w:p>
+          <w:p>
+            <w:pPr>
+              <w:spacing w:before="0" w:after="0" w:line="240" w:lineRule="auto"/>
+            </w:pPr>
+            <w:r>
+              <w:rPr>
+                <w:rFonts w:ascii="Courier New" w:hAnsi="Courier New" w:eastAsia="NanumGothicCoding"/>
+                <w:sz w:val="18"/>
+                <w:szCs w:val="18"/>
+              </w:rPr>
+              <w:t xml:space="preserve">                   └──────┬───────┘</w:t>
+            </w:r>
+          </w:p>
+          <w:p>
+            <w:pPr>
+              <w:spacing w:before="0" w:after="0" w:line="240" w:lineRule="auto"/>
+            </w:pPr>
+            <w:r>
+              <w:rPr>
+                <w:rFonts w:ascii="Courier New" w:hAnsi="Courier New" w:eastAsia="NanumGothicCoding"/>
+                <w:sz w:val="18"/>
+                <w:szCs w:val="18"/>
+              </w:rPr>
+              <w:t xml:space="preserve">                          │</w:t>
+            </w:r>
+          </w:p>
+          <w:p>
+            <w:pPr>
+              <w:spacing w:before="0" w:after="0" w:line="240" w:lineRule="auto"/>
+            </w:pPr>
+            <w:r>
+              <w:rPr>
+                <w:rFonts w:ascii="Courier New" w:hAnsi="Courier New" w:eastAsia="NanumGothicCoding"/>
+                <w:sz w:val="18"/>
+                <w:szCs w:val="18"/>
+              </w:rPr>
+              <w:t xml:space="preserve">                          ▼</w:t>
+            </w:r>
+          </w:p>
+          <w:p>
+            <w:pPr>
+              <w:spacing w:before="0" w:after="0" w:line="240" w:lineRule="auto"/>
+            </w:pPr>
+            <w:r>
+              <w:rPr>
+                <w:rFonts w:ascii="Courier New" w:hAnsi="Courier New" w:eastAsia="NanumGothicCoding"/>
+                <w:sz w:val="18"/>
+                <w:szCs w:val="18"/>
+              </w:rPr>
+              <w:t xml:space="preserve">                   ┌──────────────┐</w:t>
+            </w:r>
+          </w:p>
+          <w:p>
+            <w:pPr>
+              <w:spacing w:before="0" w:after="0" w:line="240" w:lineRule="auto"/>
+            </w:pPr>
+            <w:r>
+              <w:rPr>
+                <w:rFonts w:ascii="Courier New" w:hAnsi="Courier New" w:eastAsia="NanumGothicCoding"/>
+                <w:sz w:val="18"/>
+                <w:szCs w:val="18"/>
+              </w:rPr>
+              <w:t xml:space="preserve">                   │  8. 종결     │</w:t>
+            </w:r>
+          </w:p>
+          <w:p>
+            <w:pPr>
+              <w:spacing w:before="0" w:after="0" w:line="240" w:lineRule="auto"/>
+            </w:pPr>
+            <w:r>
+              <w:rPr>
+                <w:rFonts w:ascii="Courier New" w:hAnsi="Courier New" w:eastAsia="NanumGothicCoding"/>
+                <w:sz w:val="18"/>
+                <w:szCs w:val="18"/>
+              </w:rPr>
+              <w:t xml:space="preserve">                   │  기록 보관   │</w:t>
+            </w:r>
+          </w:p>
+          <w:p>
+            <w:pPr>
+              <w:spacing w:before="0" w:after="0" w:line="240" w:lineRule="auto"/>
+            </w:pPr>
+            <w:r>
+              <w:rPr>
+                <w:rFonts w:ascii="Courier New" w:hAnsi="Courier New" w:eastAsia="NanumGothicCoding"/>
+                <w:sz w:val="18"/>
+                <w:szCs w:val="18"/>
+              </w:rPr>
+              <w:t xml:space="preserve">                   └──────────────┘</w:t>
+            </w:r>
+          </w:p>
+        </w:tc>
+      </w:tr>
+    </w:tbl>
     <w:bookmarkEnd w:id="53"/>
     <w:bookmarkEnd w:id="54"/>
     <w:bookmarkStart w:id="57" w:name="기록-관리"/>
@@ -8862,10 +9217,18 @@
           </w:p>
         </w:tc>
         <w:tc>
-          <w:tcPr/>
-          <w:p>
-            <w:pPr>
-              <w:pStyle w:val="Compact"/>
+          <w:tcPr>
+            <w:tcMar>
+              <w:top w:w="60" w:type="dxa"/>
+              <w:left w:w="120" w:type="dxa"/>
+              <w:bottom w:w="60" w:type="dxa"/>
+              <w:right w:w="120" w:type="dxa"/>
+            </w:tcMar>
+          </w:tcPr>
+          <w:p>
+            <w:pPr>
+              <w:pStyle w:val="Compact"/>
+              <w:wordWrap w:val="1"/>
             </w:pPr>
             <w:r>
               <w:t xml:space="preserve">생산팀</w:t>
@@ -8908,10 +9271,18 @@
           </w:p>
         </w:tc>
         <w:tc>
-          <w:tcPr/>
-          <w:p>
-            <w:pPr>
-              <w:pStyle w:val="Compact"/>
+          <w:tcPr>
+            <w:tcMar>
+              <w:top w:w="60" w:type="dxa"/>
+              <w:left w:w="120" w:type="dxa"/>
+              <w:bottom w:w="60" w:type="dxa"/>
+              <w:right w:w="120" w:type="dxa"/>
+            </w:tcMar>
+          </w:tcPr>
+          <w:p>
+            <w:pPr>
+              <w:pStyle w:val="Compact"/>
+              <w:wordWrap w:val="1"/>
             </w:pPr>
             <w:r>
               <w:t xml:space="preserve">생산팀</w:t>
@@ -8954,10 +9325,18 @@
           </w:p>
         </w:tc>
         <w:tc>
-          <w:tcPr/>
-          <w:p>
-            <w:pPr>
-              <w:pStyle w:val="Compact"/>
+          <w:tcPr>
+            <w:tcMar>
+              <w:top w:w="60" w:type="dxa"/>
+              <w:left w:w="120" w:type="dxa"/>
+              <w:bottom w:w="60" w:type="dxa"/>
+              <w:right w:w="120" w:type="dxa"/>
+            </w:tcMar>
+          </w:tcPr>
+          <w:p>
+            <w:pPr>
+              <w:pStyle w:val="Compact"/>
+              <w:wordWrap w:val="1"/>
             </w:pPr>
             <w:r>
               <w:t xml:space="preserve">인사팀/품질팀</w:t>
@@ -9000,10 +9379,18 @@
           </w:p>
         </w:tc>
         <w:tc>
-          <w:tcPr/>
-          <w:p>
-            <w:pPr>
-              <w:pStyle w:val="Compact"/>
+          <w:tcPr>
+            <w:tcMar>
+              <w:top w:w="60" w:type="dxa"/>
+              <w:left w:w="120" w:type="dxa"/>
+              <w:bottom w:w="60" w:type="dxa"/>
+              <w:right w:w="120" w:type="dxa"/>
+            </w:tcMar>
+          </w:tcPr>
+          <w:p>
+            <w:pPr>
+              <w:pStyle w:val="Compact"/>
+              <w:wordWrap w:val="1"/>
             </w:pPr>
             <w:r>
               <w:t xml:space="preserve">품질팀</w:t>
@@ -9046,10 +9433,18 @@
           </w:p>
         </w:tc>
         <w:tc>
-          <w:tcPr/>
-          <w:p>
-            <w:pPr>
-              <w:pStyle w:val="Compact"/>
+          <w:tcPr>
+            <w:tcMar>
+              <w:top w:w="60" w:type="dxa"/>
+              <w:left w:w="120" w:type="dxa"/>
+              <w:bottom w:w="60" w:type="dxa"/>
+              <w:right w:w="120" w:type="dxa"/>
+            </w:tcMar>
+          </w:tcPr>
+          <w:p>
+            <w:pPr>
+              <w:pStyle w:val="Compact"/>
+              <w:wordWrap w:val="1"/>
             </w:pPr>
             <w:r>
               <w:t xml:space="preserve">품질팀</w:t>
@@ -9092,10 +9487,18 @@
           </w:p>
         </w:tc>
         <w:tc>
-          <w:tcPr/>
-          <w:p>
-            <w:pPr>
-              <w:pStyle w:val="Compact"/>
+          <w:tcPr>
+            <w:tcMar>
+              <w:top w:w="60" w:type="dxa"/>
+              <w:left w:w="120" w:type="dxa"/>
+              <w:bottom w:w="60" w:type="dxa"/>
+              <w:right w:w="120" w:type="dxa"/>
+            </w:tcMar>
+          </w:tcPr>
+          <w:p>
+            <w:pPr>
+              <w:pStyle w:val="Compact"/>
+              <w:wordWrap w:val="1"/>
             </w:pPr>
             <w:r>
               <w:t xml:space="preserve">품질팀</w:t>
@@ -9138,10 +9541,18 @@
           </w:p>
         </w:tc>
         <w:tc>
-          <w:tcPr/>
-          <w:p>
-            <w:pPr>
-              <w:pStyle w:val="Compact"/>
+          <w:tcPr>
+            <w:tcMar>
+              <w:top w:w="60" w:type="dxa"/>
+              <w:left w:w="120" w:type="dxa"/>
+              <w:bottom w:w="60" w:type="dxa"/>
+              <w:right w:w="120" w:type="dxa"/>
+            </w:tcMar>
+          </w:tcPr>
+          <w:p>
+            <w:pPr>
+              <w:pStyle w:val="Compact"/>
+              <w:wordWrap w:val="1"/>
             </w:pPr>
             <w:r>
               <w:t xml:space="preserve">생산팀</w:t>
@@ -9259,7 +9670,6 @@
               <w:bottom w:w="60" w:type="dxa"/>
               <w:right w:w="120" w:type="dxa"/>
             </w:tcMar>
-            <w:shd w:val="clear" w:color="auto" w:fill="DEEAF1"/>
           </w:tcPr>
           <w:p>
             <w:pPr>
@@ -9279,7 +9689,6 @@
               <w:bottom w:w="60" w:type="dxa"/>
               <w:right w:w="120" w:type="dxa"/>
             </w:tcMar>
-            <w:shd w:val="clear" w:color="auto" w:fill="DEEAF1"/>
           </w:tcPr>
           <w:p>
             <w:pPr>
@@ -9299,7 +9708,6 @@
               <w:bottom w:w="60" w:type="dxa"/>
               <w:right w:w="120" w:type="dxa"/>
             </w:tcMar>
-            <w:shd w:val="clear" w:color="auto" w:fill="DEEAF1"/>
           </w:tcPr>
           <w:p>
             <w:pPr>
@@ -9755,7 +10163,6 @@
               <w:bottom w:w="60" w:type="dxa"/>
               <w:right w:w="120" w:type="dxa"/>
             </w:tcMar>
-            <w:shd w:val="clear" w:color="auto" w:fill="DEEAF1"/>
           </w:tcPr>
           <w:p>
             <w:pPr>
@@ -9775,7 +10182,6 @@
               <w:bottom w:w="60" w:type="dxa"/>
               <w:right w:w="120" w:type="dxa"/>
             </w:tcMar>
-            <w:shd w:val="clear" w:color="auto" w:fill="DEEAF1"/>
           </w:tcPr>
           <w:p>
             <w:pPr>
@@ -9795,7 +10201,6 @@
               <w:bottom w:w="60" w:type="dxa"/>
               <w:right w:w="120" w:type="dxa"/>
             </w:tcMar>
-            <w:shd w:val="clear" w:color="auto" w:fill="DEEAF1"/>
           </w:tcPr>
           <w:p>
             <w:pPr>
@@ -10380,8 +10785,8 @@
     <w:rPrDefault>
       <w:rPr>
         <w:rFonts w:asciiTheme="minorHAnsi" w:cstheme="minorBidi" w:eastAsiaTheme="minorEastAsia" w:hAnsiTheme="minorHAnsi"/>
-        <w:sz w:val="24"/>
-        <w:szCs w:val="24"/>
+        <w:sz w:val="20"/>
+        <w:szCs w:val="20"/>
         <w:lang w:bidi="ar-SA" w:eastAsia="zh-CN" w:val="en-US"/>
       </w:rPr>
     </w:rPrDefault>
@@ -10449,8 +10854,8 @@
     </w:pPr>
     <w:rPr>
       <w:rFonts w:asciiTheme="majorHAnsi" w:cstheme="majorBidi" w:eastAsiaTheme="majorEastAsia" w:hAnsiTheme="majorHAnsi"/>
-      <w:sz w:val="56"/>
-      <w:szCs w:val="56"/>
+      <w:sz w:val="44"/>
+      <w:szCs w:val="44"/>
     </w:rPr>
   </w:style>
   <w:style w:customStyle="1" w:styleId="TitleChar" w:type="character">
@@ -10461,8 +10866,8 @@
     <w:rsid w:val="00A10FD9"/>
     <w:rPr>
       <w:rFonts w:asciiTheme="majorHAnsi" w:cstheme="majorBidi" w:eastAsiaTheme="majorEastAsia" w:hAnsiTheme="majorHAnsi"/>
-      <w:sz w:val="56"/>
-      <w:szCs w:val="56"/>
+      <w:sz w:val="44"/>
+      <w:szCs w:val="44"/>
     </w:rPr>
   </w:style>
   <w:style w:styleId="Subtitle" w:type="paragraph">
@@ -10584,8 +10989,8 @@
     <w:rPr>
       <w:rFonts w:asciiTheme="majorHAnsi" w:cstheme="majorBidi" w:eastAsiaTheme="majorEastAsia" w:hAnsiTheme="majorHAnsi"/>
       <w:color w:themeColor="accent1" w:themeShade="BF" w:val="0F4761"/>
-      <w:sz w:val="40"/>
-      <w:szCs w:val="40"/>
+      <w:sz w:val="32"/>
+      <w:szCs w:val="32"/>
     </w:rPr>
   </w:style>
   <w:style w:styleId="Heading2" w:type="paragraph">
@@ -10775,8 +11180,8 @@
     <w:rPr>
       <w:rFonts w:asciiTheme="majorHAnsi" w:cstheme="majorBidi" w:eastAsiaTheme="majorEastAsia" w:hAnsiTheme="majorHAnsi"/>
       <w:color w:themeColor="accent1" w:themeShade="BF" w:val="0F4761"/>
-      <w:sz w:val="40"/>
-      <w:szCs w:val="40"/>
+      <w:sz w:val="32"/>
+      <w:szCs w:val="32"/>
     </w:rPr>
   </w:style>
   <w:style w:customStyle="1" w:styleId="Heading2Char" w:type="character">
